--- a/journaux/journal_SinthanouKeovandy_2474688.docx
+++ b/journaux/journal_SinthanouKeovandy_2474688.docx
@@ -2,11 +2,811 @@
 <file path=word/document.xml><?xml version="1.0" encoding="utf-8"?>
 <w:document xmlns:wpc="http://schemas.microsoft.com/office/word/2010/wordprocessingCanvas" xmlns:cx="http://schemas.microsoft.com/office/drawing/2014/chartex" xmlns:cx1="http://schemas.microsoft.com/office/drawing/2015/9/8/chartex" xmlns:cx2="http://schemas.microsoft.com/office/drawing/2015/10/21/chartex" xmlns:cx3="http://schemas.microsoft.com/office/drawing/2016/5/9/chartex" xmlns:cx4="http://schemas.microsoft.com/office/drawing/2016/5/10/chartex" xmlns:cx5="http://schemas.microsoft.com/office/drawing/2016/5/11/chartex" xmlns:cx6="http://schemas.microsoft.com/office/drawing/2016/5/12/chartex" xmlns:cx7="http://schemas.microsoft.com/office/drawing/2016/5/13/chartex" xmlns:cx8="http://schemas.microsoft.com/office/drawing/2016/5/14/chartex" xmlns:mc="http://schemas.openxmlformats.org/markup-compatibility/2006" xmlns:aink="http://schemas.microsoft.com/office/drawing/2016/ink" xmlns:am3d="http://schemas.microsoft.com/office/drawing/2017/model3d" xmlns:o="urn:schemas-microsoft-com:office:office" xmlns:oel="http://schemas.microsoft.com/office/2019/extlst" xmlns:r="http://schemas.openxmlformats.org/officeDocument/2006/relationships" xmlns:m="http://schemas.openxmlformats.org/officeDocument/2006/math" xmlns:v="urn:schemas-microsoft-com:vml" xmlns:wp14="http://schemas.microsoft.com/office/word/2010/wordprocessingDrawing" xmlns:wp="http://schemas.openxmlformats.org/drawingml/2006/wordprocessingDrawing" xmlns:w10="urn:schemas-microsoft-com:office:word" xmlns:w="http://schemas.openxmlformats.org/wordprocessingml/2006/main" xmlns:w14="http://schemas.microsoft.com/office/word/2010/wordml" xmlns:w15="http://schemas.microsoft.com/office/word/2012/wordml" xmlns:w16cex="http://schemas.microsoft.com/office/word/2018/wordml/cex" xmlns:w16cid="http://schemas.microsoft.com/office/word/2016/wordml/cid" xmlns:w16="http://schemas.microsoft.com/office/word/2018/wordml" xmlns:w16du="http://schemas.microsoft.com/office/word/2023/wordml/word16du" xmlns:w16sdtdh="http://schemas.microsoft.com/office/word/2020/wordml/sdtdatahash" xmlns:w16sdtfl="http://schemas.microsoft.com/office/word/2024/wordml/sdtformatlock" xmlns:w16se="http://schemas.microsoft.com/office/word/2015/wordml/symex" xmlns:wpg="http://schemas.microsoft.com/office/word/2010/wordprocessingGroup" xmlns:wpi="http://schemas.microsoft.com/office/word/2010/wordprocessingInk" xmlns:wne="http://schemas.microsoft.com/office/word/2006/wordml" xmlns:wps="http://schemas.microsoft.com/office/word/2010/wordprocessingShape" mc:Ignorable="w14 w15 w16se w16cid w16 w16cex w16sdtdh w16sdtfl w16du wp14">
   <w:body>
+    <w:sdt>
+      <w:sdtPr>
+        <w:id w:val="1052422508"/>
+        <w:docPartObj>
+          <w:docPartGallery w:val="Cover Pages"/>
+          <w:docPartUnique/>
+        </w:docPartObj>
+      </w:sdtPr>
+      <w:sdtContent>
+        <w:p/>
+        <w:p>
+          <w:r>
+            <w:rPr>
+              <w:noProof/>
+            </w:rPr>
+            <mc:AlternateContent>
+              <mc:Choice Requires="wps">
+                <w:drawing>
+                  <wp:anchor distT="0" distB="0" distL="114300" distR="114300" simplePos="0" relativeHeight="251662336" behindDoc="0" locked="0" layoutInCell="1" allowOverlap="1" wp14:anchorId="2317B3F2" wp14:editId="5F5F1D55">
+                    <wp:simplePos x="0" y="0"/>
+                    <mc:AlternateContent>
+                      <mc:Choice Requires="wp14">
+                        <wp:positionH relativeFrom="page">
+                          <wp14:pctPosHOffset>15000</wp14:pctPosHOffset>
+                        </wp:positionH>
+                      </mc:Choice>
+                      <mc:Fallback>
+                        <wp:positionH relativeFrom="page">
+                          <wp:posOffset>1165860</wp:posOffset>
+                        </wp:positionH>
+                      </mc:Fallback>
+                    </mc:AlternateContent>
+                    <mc:AlternateContent>
+                      <mc:Choice Requires="wp14">
+                        <wp:positionV relativeFrom="page">
+                          <wp14:pctPosVOffset>9100</wp14:pctPosVOffset>
+                        </wp:positionV>
+                      </mc:Choice>
+                      <mc:Fallback>
+                        <wp:positionV relativeFrom="page">
+                          <wp:posOffset>915035</wp:posOffset>
+                        </wp:positionV>
+                      </mc:Fallback>
+                    </mc:AlternateContent>
+                    <wp:extent cx="3660775" cy="3651250"/>
+                    <wp:effectExtent l="0" t="0" r="10160" b="7620"/>
+                    <wp:wrapSquare wrapText="bothSides"/>
+                    <wp:docPr id="111" name="Zone de texte 111"/>
+                    <wp:cNvGraphicFramePr/>
+                    <a:graphic xmlns:a="http://schemas.openxmlformats.org/drawingml/2006/main">
+                      <a:graphicData uri="http://schemas.microsoft.com/office/word/2010/wordprocessingShape">
+                        <wps:wsp>
+                          <wps:cNvSpPr txBox="1"/>
+                          <wps:spPr>
+                            <a:xfrm>
+                              <a:off x="0" y="0"/>
+                              <a:ext cx="3660775" cy="3651250"/>
+                            </a:xfrm>
+                            <a:prstGeom prst="rect">
+                              <a:avLst/>
+                            </a:prstGeom>
+                            <a:noFill/>
+                            <a:ln w="6350">
+                              <a:noFill/>
+                            </a:ln>
+                            <a:effectLst/>
+                          </wps:spPr>
+                          <wps:style>
+                            <a:lnRef idx="0">
+                              <a:schemeClr val="accent1"/>
+                            </a:lnRef>
+                            <a:fillRef idx="0">
+                              <a:schemeClr val="accent1"/>
+                            </a:fillRef>
+                            <a:effectRef idx="0">
+                              <a:schemeClr val="accent1"/>
+                            </a:effectRef>
+                            <a:fontRef idx="minor">
+                              <a:schemeClr val="dk1"/>
+                            </a:fontRef>
+                          </wps:style>
+                          <wps:txbx>
+                            <w:txbxContent>
+                              <w:sdt>
+                                <w:sdtPr>
+                                  <w:rPr>
+                                    <w:caps/>
+                                    <w:color w:val="0A1D30" w:themeColor="text2" w:themeShade="BF"/>
+                                    <w:sz w:val="40"/>
+                                    <w:szCs w:val="40"/>
+                                  </w:rPr>
+                                  <w:alias w:val="Date de publication"/>
+                                  <w:tag w:val=""/>
+                                  <w:id w:val="400952559"/>
+                                  <w:showingPlcHdr/>
+                                  <w:dataBinding w:prefixMappings="xmlns:ns0='http://schemas.microsoft.com/office/2006/coverPageProps' " w:xpath="/ns0:CoverPageProperties[1]/ns0:PublishDate[1]" w:storeItemID="{55AF091B-3C7A-41E3-B477-F2FDAA23CFDA}"/>
+                                  <w:date>
+                                    <w:dateFormat w:val="yyyy-MM-dd"/>
+                                    <w:lid w:val="fr-CA"/>
+                                    <w:storeMappedDataAs w:val="dateTime"/>
+                                    <w:calendar w:val="gregorian"/>
+                                  </w:date>
+                                </w:sdtPr>
+                                <w:sdtContent>
+                                  <w:p>
+                                    <w:pPr>
+                                      <w:pStyle w:val="Sansinterligne"/>
+                                      <w:jc w:val="right"/>
+                                      <w:rPr>
+                                        <w:caps/>
+                                        <w:color w:val="0A1D30" w:themeColor="text2" w:themeShade="BF"/>
+                                        <w:sz w:val="40"/>
+                                        <w:szCs w:val="40"/>
+                                      </w:rPr>
+                                    </w:pPr>
+                                    <w:r>
+                                      <w:rPr>
+                                        <w:caps/>
+                                        <w:color w:val="0A1D30" w:themeColor="text2" w:themeShade="BF"/>
+                                        <w:sz w:val="40"/>
+                                        <w:szCs w:val="40"/>
+                                      </w:rPr>
+                                      <w:t>[Date]</w:t>
+                                    </w:r>
+                                  </w:p>
+                                </w:sdtContent>
+                              </w:sdt>
+                            </w:txbxContent>
+                          </wps:txbx>
+                          <wps:bodyPr rot="0" spcFirstLastPara="0" vertOverflow="overflow" horzOverflow="overflow" vert="horz" wrap="square" lIns="0" tIns="0" rIns="0" bIns="0" numCol="1" spcCol="0" rtlCol="0" fromWordArt="0" anchor="b" anchorCtr="0" forceAA="0" compatLnSpc="1">
+                            <a:prstTxWarp prst="textNoShape">
+                              <a:avLst/>
+                            </a:prstTxWarp>
+                            <a:spAutoFit/>
+                          </wps:bodyPr>
+                        </wps:wsp>
+                      </a:graphicData>
+                    </a:graphic>
+                    <wp14:sizeRelH relativeFrom="page">
+                      <wp14:pctWidth>73400</wp14:pctWidth>
+                    </wp14:sizeRelH>
+                    <wp14:sizeRelV relativeFrom="page">
+                      <wp14:pctHeight>36300</wp14:pctHeight>
+                    </wp14:sizeRelV>
+                  </wp:anchor>
+                </w:drawing>
+              </mc:Choice>
+              <mc:Fallback>
+                <w:pict>
+                  <v:shapetype w14:anchorId="2317B3F2" id="_x0000_t202" coordsize="21600,21600" o:spt="202" path="m,l,21600r21600,l21600,xe">
+                    <v:stroke joinstyle="miter"/>
+                    <v:path gradientshapeok="t" o:connecttype="rect"/>
+                  </v:shapetype>
+                  <v:shape id="Zone de texte 111" o:spid="_x0000_s1026" type="#_x0000_t202" style="position:absolute;margin-left:0;margin-top:0;width:288.25pt;height:287.5pt;z-index:251662336;visibility:visible;mso-wrap-style:square;mso-width-percent:734;mso-height-percent:363;mso-left-percent:150;mso-top-percent:91;mso-wrap-distance-left:9pt;mso-wrap-distance-top:0;mso-wrap-distance-right:9pt;mso-wrap-distance-bottom:0;mso-position-horizontal-relative:page;mso-position-vertical-relative:page;mso-width-percent:734;mso-height-percent:363;mso-left-percent:150;mso-top-percent:91;mso-width-relative:page;mso-height-relative:page;v-text-anchor:bottom" o:gfxdata="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" filled="f" stroked="f" strokeweight=".5pt">
+                    <v:textbox style="mso-fit-shape-to-text:t" inset="0,0,0,0">
+                      <w:txbxContent>
+                        <w:sdt>
+                          <w:sdtPr>
+                            <w:rPr>
+                              <w:caps/>
+                              <w:color w:val="0A1D30" w:themeColor="text2" w:themeShade="BF"/>
+                              <w:sz w:val="40"/>
+                              <w:szCs w:val="40"/>
+                            </w:rPr>
+                            <w:alias w:val="Date de publication"/>
+                            <w:tag w:val=""/>
+                            <w:id w:val="400952559"/>
+                            <w:showingPlcHdr/>
+                            <w:dataBinding w:prefixMappings="xmlns:ns0='http://schemas.microsoft.com/office/2006/coverPageProps' " w:xpath="/ns0:CoverPageProperties[1]/ns0:PublishDate[1]" w:storeItemID="{55AF091B-3C7A-41E3-B477-F2FDAA23CFDA}"/>
+                            <w:date>
+                              <w:dateFormat w:val="yyyy-MM-dd"/>
+                              <w:lid w:val="fr-CA"/>
+                              <w:storeMappedDataAs w:val="dateTime"/>
+                              <w:calendar w:val="gregorian"/>
+                            </w:date>
+                          </w:sdtPr>
+                          <w:sdtContent>
+                            <w:p>
+                              <w:pPr>
+                                <w:pStyle w:val="Sansinterligne"/>
+                                <w:jc w:val="right"/>
+                                <w:rPr>
+                                  <w:caps/>
+                                  <w:color w:val="0A1D30" w:themeColor="text2" w:themeShade="BF"/>
+                                  <w:sz w:val="40"/>
+                                  <w:szCs w:val="40"/>
+                                </w:rPr>
+                              </w:pPr>
+                              <w:r>
+                                <w:rPr>
+                                  <w:caps/>
+                                  <w:color w:val="0A1D30" w:themeColor="text2" w:themeShade="BF"/>
+                                  <w:sz w:val="40"/>
+                                  <w:szCs w:val="40"/>
+                                </w:rPr>
+                                <w:t>[Date]</w:t>
+                              </w:r>
+                            </w:p>
+                          </w:sdtContent>
+                        </w:sdt>
+                      </w:txbxContent>
+                    </v:textbox>
+                    <w10:wrap type="square" anchorx="page" anchory="page"/>
+                  </v:shape>
+                </w:pict>
+              </mc:Fallback>
+            </mc:AlternateContent>
+          </w:r>
+          <w:r>
+            <w:rPr>
+              <w:noProof/>
+            </w:rPr>
+            <mc:AlternateContent>
+              <mc:Choice Requires="wps">
+                <w:drawing>
+                  <wp:anchor distT="0" distB="0" distL="114300" distR="114300" simplePos="0" relativeHeight="251661312" behindDoc="0" locked="0" layoutInCell="1" allowOverlap="1" wp14:anchorId="5EF53E96" wp14:editId="016EF23D">
+                    <wp:simplePos x="0" y="0"/>
+                    <mc:AlternateContent>
+                      <mc:Choice Requires="wp14">
+                        <wp:positionH relativeFrom="page">
+                          <wp14:pctPosHOffset>15000</wp14:pctPosHOffset>
+                        </wp:positionH>
+                      </mc:Choice>
+                      <mc:Fallback>
+                        <wp:positionH relativeFrom="page">
+                          <wp:posOffset>1165860</wp:posOffset>
+                        </wp:positionH>
+                      </mc:Fallback>
+                    </mc:AlternateContent>
+                    <mc:AlternateContent>
+                      <mc:Choice Requires="wp14">
+                        <wp:positionV relativeFrom="page">
+                          <wp14:pctPosVOffset>83700</wp14:pctPosVOffset>
+                        </wp:positionV>
+                      </mc:Choice>
+                      <mc:Fallback>
+                        <wp:positionV relativeFrom="page">
+                          <wp:posOffset>8418830</wp:posOffset>
+                        </wp:positionV>
+                      </mc:Fallback>
+                    </mc:AlternateContent>
+                    <wp:extent cx="5753100" cy="652780"/>
+                    <wp:effectExtent l="0" t="0" r="10160" b="14605"/>
+                    <wp:wrapSquare wrapText="bothSides"/>
+                    <wp:docPr id="112" name="Zone de texte 112"/>
+                    <wp:cNvGraphicFramePr/>
+                    <a:graphic xmlns:a="http://schemas.openxmlformats.org/drawingml/2006/main">
+                      <a:graphicData uri="http://schemas.microsoft.com/office/word/2010/wordprocessingShape">
+                        <wps:wsp>
+                          <wps:cNvSpPr txBox="1"/>
+                          <wps:spPr>
+                            <a:xfrm>
+                              <a:off x="0" y="0"/>
+                              <a:ext cx="5753100" cy="652780"/>
+                            </a:xfrm>
+                            <a:prstGeom prst="rect">
+                              <a:avLst/>
+                            </a:prstGeom>
+                            <a:noFill/>
+                            <a:ln w="6350">
+                              <a:noFill/>
+                            </a:ln>
+                            <a:effectLst/>
+                          </wps:spPr>
+                          <wps:style>
+                            <a:lnRef idx="0">
+                              <a:schemeClr val="accent1"/>
+                            </a:lnRef>
+                            <a:fillRef idx="0">
+                              <a:schemeClr val="accent1"/>
+                            </a:fillRef>
+                            <a:effectRef idx="0">
+                              <a:schemeClr val="accent1"/>
+                            </a:effectRef>
+                            <a:fontRef idx="minor">
+                              <a:schemeClr val="dk1"/>
+                            </a:fontRef>
+                          </wps:style>
+                          <wps:txbx>
+                            <w:txbxContent>
+                              <w:sdt>
+                                <w:sdtPr>
+                                  <w:rPr>
+                                    <w:caps/>
+                                    <w:color w:val="262626" w:themeColor="text1" w:themeTint="D9"/>
+                                    <w:sz w:val="28"/>
+                                    <w:szCs w:val="28"/>
+                                  </w:rPr>
+                                  <w:alias w:val="Auteur"/>
+                                  <w:tag w:val=""/>
+                                  <w:id w:val="1901796142"/>
+                                  <w:dataBinding w:prefixMappings="xmlns:ns0='http://purl.org/dc/elements/1.1/' xmlns:ns1='http://schemas.openxmlformats.org/package/2006/metadata/core-properties' " w:xpath="/ns1:coreProperties[1]/ns0:creator[1]" w:storeItemID="{6C3C8BC8-F283-45AE-878A-BAB7291924A1}"/>
+                                  <w:text/>
+                                </w:sdtPr>
+                                <w:sdtContent>
+                                  <w:p>
+                                    <w:pPr>
+                                      <w:pStyle w:val="Sansinterligne"/>
+                                      <w:jc w:val="right"/>
+                                      <w:rPr>
+                                        <w:caps/>
+                                        <w:color w:val="262626" w:themeColor="text1" w:themeTint="D9"/>
+                                        <w:sz w:val="28"/>
+                                        <w:szCs w:val="28"/>
+                                      </w:rPr>
+                                    </w:pPr>
+                                    <w:r>
+                                      <w:rPr>
+                                        <w:caps/>
+                                        <w:color w:val="262626" w:themeColor="text1" w:themeTint="D9"/>
+                                        <w:sz w:val="28"/>
+                                        <w:szCs w:val="28"/>
+                                      </w:rPr>
+                                      <w:t>Keovandy, Sinthanou</w:t>
+                                    </w:r>
+                                  </w:p>
+                                </w:sdtContent>
+                              </w:sdt>
+                              <w:p>
+                                <w:pPr>
+                                  <w:pStyle w:val="Sansinterligne"/>
+                                  <w:jc w:val="right"/>
+                                  <w:rPr>
+                                    <w:caps/>
+                                    <w:color w:val="262626" w:themeColor="text1" w:themeTint="D9"/>
+                                    <w:sz w:val="20"/>
+                                    <w:szCs w:val="20"/>
+                                  </w:rPr>
+                                </w:pPr>
+                              </w:p>
+                              <w:p>
+                                <w:pPr>
+                                  <w:pStyle w:val="Sansinterligne"/>
+                                  <w:jc w:val="right"/>
+                                  <w:rPr>
+                                    <w:caps/>
+                                    <w:color w:val="262626" w:themeColor="text1" w:themeTint="D9"/>
+                                    <w:sz w:val="20"/>
+                                    <w:szCs w:val="20"/>
+                                  </w:rPr>
+                                </w:pPr>
+                              </w:p>
+                            </w:txbxContent>
+                          </wps:txbx>
+                          <wps:bodyPr rot="0" spcFirstLastPara="0" vertOverflow="overflow" horzOverflow="overflow" vert="horz" wrap="square" lIns="0" tIns="0" rIns="0" bIns="0" numCol="1" spcCol="0" rtlCol="0" fromWordArt="0" anchor="b" anchorCtr="0" forceAA="0" compatLnSpc="1">
+                            <a:prstTxWarp prst="textNoShape">
+                              <a:avLst/>
+                            </a:prstTxWarp>
+                            <a:noAutofit/>
+                          </wps:bodyPr>
+                        </wps:wsp>
+                      </a:graphicData>
+                    </a:graphic>
+                    <wp14:sizeRelH relativeFrom="page">
+                      <wp14:pctWidth>73400</wp14:pctWidth>
+                    </wp14:sizeRelH>
+                    <wp14:sizeRelV relativeFrom="page">
+                      <wp14:pctHeight>8000</wp14:pctHeight>
+                    </wp14:sizeRelV>
+                  </wp:anchor>
+                </w:drawing>
+              </mc:Choice>
+              <mc:Fallback>
+                <w:pict>
+                  <v:shape w14:anchorId="5EF53E96" id="Zone de texte 112" o:spid="_x0000_s1027" type="#_x0000_t202" style="position:absolute;margin-left:0;margin-top:0;width:453pt;height:51.4pt;z-index:251661312;visibility:visible;mso-wrap-style:square;mso-width-percent:734;mso-height-percent:80;mso-left-percent:150;mso-top-percent:837;mso-wrap-distance-left:9pt;mso-wrap-distance-top:0;mso-wrap-distance-right:9pt;mso-wrap-distance-bottom:0;mso-position-horizontal-relative:page;mso-position-vertical-relative:page;mso-width-percent:734;mso-height-percent:80;mso-left-percent:150;mso-top-percent:837;mso-width-relative:page;mso-height-relative:page;v-text-anchor:bottom" o:gfxdata="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" filled="f" stroked="f" strokeweight=".5pt">
+                    <v:textbox inset="0,0,0,0">
+                      <w:txbxContent>
+                        <w:sdt>
+                          <w:sdtPr>
+                            <w:rPr>
+                              <w:caps/>
+                              <w:color w:val="262626" w:themeColor="text1" w:themeTint="D9"/>
+                              <w:sz w:val="28"/>
+                              <w:szCs w:val="28"/>
+                            </w:rPr>
+                            <w:alias w:val="Auteur"/>
+                            <w:tag w:val=""/>
+                            <w:id w:val="1901796142"/>
+                            <w:dataBinding w:prefixMappings="xmlns:ns0='http://purl.org/dc/elements/1.1/' xmlns:ns1='http://schemas.openxmlformats.org/package/2006/metadata/core-properties' " w:xpath="/ns1:coreProperties[1]/ns0:creator[1]" w:storeItemID="{6C3C8BC8-F283-45AE-878A-BAB7291924A1}"/>
+                            <w:text/>
+                          </w:sdtPr>
+                          <w:sdtContent>
+                            <w:p>
+                              <w:pPr>
+                                <w:pStyle w:val="Sansinterligne"/>
+                                <w:jc w:val="right"/>
+                                <w:rPr>
+                                  <w:caps/>
+                                  <w:color w:val="262626" w:themeColor="text1" w:themeTint="D9"/>
+                                  <w:sz w:val="28"/>
+                                  <w:szCs w:val="28"/>
+                                </w:rPr>
+                              </w:pPr>
+                              <w:r>
+                                <w:rPr>
+                                  <w:caps/>
+                                  <w:color w:val="262626" w:themeColor="text1" w:themeTint="D9"/>
+                                  <w:sz w:val="28"/>
+                                  <w:szCs w:val="28"/>
+                                </w:rPr>
+                                <w:t>Keovandy, Sinthanou</w:t>
+                              </w:r>
+                            </w:p>
+                          </w:sdtContent>
+                        </w:sdt>
+                        <w:p>
+                          <w:pPr>
+                            <w:pStyle w:val="Sansinterligne"/>
+                            <w:jc w:val="right"/>
+                            <w:rPr>
+                              <w:caps/>
+                              <w:color w:val="262626" w:themeColor="text1" w:themeTint="D9"/>
+                              <w:sz w:val="20"/>
+                              <w:szCs w:val="20"/>
+                            </w:rPr>
+                          </w:pPr>
+                        </w:p>
+                        <w:p>
+                          <w:pPr>
+                            <w:pStyle w:val="Sansinterligne"/>
+                            <w:jc w:val="right"/>
+                            <w:rPr>
+                              <w:caps/>
+                              <w:color w:val="262626" w:themeColor="text1" w:themeTint="D9"/>
+                              <w:sz w:val="20"/>
+                              <w:szCs w:val="20"/>
+                            </w:rPr>
+                          </w:pPr>
+                        </w:p>
+                      </w:txbxContent>
+                    </v:textbox>
+                    <w10:wrap type="square" anchorx="page" anchory="page"/>
+                  </v:shape>
+                </w:pict>
+              </mc:Fallback>
+            </mc:AlternateContent>
+          </w:r>
+          <w:r>
+            <w:rPr>
+              <w:noProof/>
+            </w:rPr>
+            <mc:AlternateContent>
+              <mc:Choice Requires="wps">
+                <w:drawing>
+                  <wp:anchor distT="0" distB="0" distL="114300" distR="114300" simplePos="0" relativeHeight="251660288" behindDoc="0" locked="0" layoutInCell="1" allowOverlap="1" wp14:anchorId="184FB74C" wp14:editId="4537ADBC">
+                    <wp:simplePos x="0" y="0"/>
+                    <mc:AlternateContent>
+                      <mc:Choice Requires="wp14">
+                        <wp:positionH relativeFrom="page">
+                          <wp14:pctPosHOffset>15000</wp14:pctPosHOffset>
+                        </wp:positionH>
+                      </mc:Choice>
+                      <mc:Fallback>
+                        <wp:positionH relativeFrom="page">
+                          <wp:posOffset>1165860</wp:posOffset>
+                        </wp:positionH>
+                      </mc:Fallback>
+                    </mc:AlternateContent>
+                    <mc:AlternateContent>
+                      <mc:Choice Requires="wp14">
+                        <wp:positionV relativeFrom="page">
+                          <wp14:pctPosVOffset>45500</wp14:pctPosVOffset>
+                        </wp:positionV>
+                      </mc:Choice>
+                      <mc:Fallback>
+                        <wp:positionV relativeFrom="page">
+                          <wp:posOffset>4576445</wp:posOffset>
+                        </wp:positionV>
+                      </mc:Fallback>
+                    </mc:AlternateContent>
+                    <wp:extent cx="5753100" cy="525780"/>
+                    <wp:effectExtent l="0" t="0" r="10160" b="6350"/>
+                    <wp:wrapSquare wrapText="bothSides"/>
+                    <wp:docPr id="113" name="Zone de texte 113"/>
+                    <wp:cNvGraphicFramePr/>
+                    <a:graphic xmlns:a="http://schemas.openxmlformats.org/drawingml/2006/main">
+                      <a:graphicData uri="http://schemas.microsoft.com/office/word/2010/wordprocessingShape">
+                        <wps:wsp>
+                          <wps:cNvSpPr txBox="1"/>
+                          <wps:spPr>
+                            <a:xfrm>
+                              <a:off x="0" y="0"/>
+                              <a:ext cx="5753100" cy="525780"/>
+                            </a:xfrm>
+                            <a:prstGeom prst="rect">
+                              <a:avLst/>
+                            </a:prstGeom>
+                            <a:noFill/>
+                            <a:ln w="6350">
+                              <a:noFill/>
+                            </a:ln>
+                            <a:effectLst/>
+                          </wps:spPr>
+                          <wps:style>
+                            <a:lnRef idx="0">
+                              <a:schemeClr val="accent1"/>
+                            </a:lnRef>
+                            <a:fillRef idx="0">
+                              <a:schemeClr val="accent1"/>
+                            </a:fillRef>
+                            <a:effectRef idx="0">
+                              <a:schemeClr val="accent1"/>
+                            </a:effectRef>
+                            <a:fontRef idx="minor">
+                              <a:schemeClr val="dk1"/>
+                            </a:fontRef>
+                          </wps:style>
+                          <wps:txbx>
+                            <w:txbxContent>
+                              <w:p>
+                                <w:pPr>
+                                  <w:pStyle w:val="Sansinterligne"/>
+                                  <w:jc w:val="right"/>
+                                  <w:rPr>
+                                    <w:caps/>
+                                    <w:color w:val="0A1D30" w:themeColor="text2" w:themeShade="BF"/>
+                                    <w:sz w:val="52"/>
+                                    <w:szCs w:val="52"/>
+                                  </w:rPr>
+                                </w:pPr>
+                                <w:sdt>
+                                  <w:sdtPr>
+                                    <w:rPr>
+                                      <w:caps/>
+                                      <w:color w:val="0A1D30" w:themeColor="text2" w:themeShade="BF"/>
+                                      <w:sz w:val="52"/>
+                                      <w:szCs w:val="52"/>
+                                    </w:rPr>
+                                    <w:alias w:val="Titre"/>
+                                    <w:tag w:val=""/>
+                                    <w:id w:val="-1315561441"/>
+                                    <w:dataBinding w:prefixMappings="xmlns:ns0='http://purl.org/dc/elements/1.1/' xmlns:ns1='http://schemas.openxmlformats.org/package/2006/metadata/core-properties' " w:xpath="/ns1:coreProperties[1]/ns0:title[1]" w:storeItemID="{6C3C8BC8-F283-45AE-878A-BAB7291924A1}"/>
+                                    <w:text w:multiLine="1"/>
+                                  </w:sdtPr>
+                                  <w:sdtContent>
+                                    <w:r>
+                                      <w:rPr>
+                                        <w:caps/>
+                                        <w:color w:val="0A1D30" w:themeColor="text2" w:themeShade="BF"/>
+                                        <w:sz w:val="52"/>
+                                        <w:szCs w:val="52"/>
+                                      </w:rPr>
+                                      <w:t>Journal d’apprentissage</w:t>
+                                    </w:r>
+                                  </w:sdtContent>
+                                </w:sdt>
+                              </w:p>
+                              <w:p>
+                                <w:pPr>
+                                  <w:pStyle w:val="Sansinterligne"/>
+                                  <w:jc w:val="right"/>
+                                  <w:rPr>
+                                    <w:smallCaps/>
+                                    <w:color w:val="0E2841" w:themeColor="text2"/>
+                                    <w:sz w:val="36"/>
+                                    <w:szCs w:val="36"/>
+                                  </w:rPr>
+                                </w:pPr>
+                              </w:p>
+                            </w:txbxContent>
+                          </wps:txbx>
+                          <wps:bodyPr rot="0" spcFirstLastPara="0" vertOverflow="overflow" horzOverflow="overflow" vert="horz" wrap="square" lIns="0" tIns="0" rIns="0" bIns="0" numCol="1" spcCol="0" rtlCol="0" fromWordArt="0" anchor="b" anchorCtr="0" forceAA="0" compatLnSpc="1">
+                            <a:prstTxWarp prst="textNoShape">
+                              <a:avLst/>
+                            </a:prstTxWarp>
+                            <a:noAutofit/>
+                          </wps:bodyPr>
+                        </wps:wsp>
+                      </a:graphicData>
+                    </a:graphic>
+                    <wp14:sizeRelH relativeFrom="page">
+                      <wp14:pctWidth>73400</wp14:pctWidth>
+                    </wp14:sizeRelH>
+                    <wp14:sizeRelV relativeFrom="page">
+                      <wp14:pctHeight>36300</wp14:pctHeight>
+                    </wp14:sizeRelV>
+                  </wp:anchor>
+                </w:drawing>
+              </mc:Choice>
+              <mc:Fallback>
+                <w:pict>
+                  <v:shape w14:anchorId="184FB74C" id="Zone de texte 113" o:spid="_x0000_s1028" type="#_x0000_t202" style="position:absolute;margin-left:0;margin-top:0;width:453pt;height:41.4pt;z-index:251660288;visibility:visible;mso-wrap-style:square;mso-width-percent:734;mso-height-percent:363;mso-left-percent:150;mso-top-percent:455;mso-wrap-distance-left:9pt;mso-wrap-distance-top:0;mso-wrap-distance-right:9pt;mso-wrap-distance-bottom:0;mso-position-horizontal-relative:page;mso-position-vertical-relative:page;mso-width-percent:734;mso-height-percent:363;mso-left-percent:150;mso-top-percent:455;mso-width-relative:page;mso-height-relative:page;v-text-anchor:bottom" o:gfxdata="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" filled="f" stroked="f" strokeweight=".5pt">
+                    <v:textbox inset="0,0,0,0">
+                      <w:txbxContent>
+                        <w:p>
+                          <w:pPr>
+                            <w:pStyle w:val="Sansinterligne"/>
+                            <w:jc w:val="right"/>
+                            <w:rPr>
+                              <w:caps/>
+                              <w:color w:val="0A1D30" w:themeColor="text2" w:themeShade="BF"/>
+                              <w:sz w:val="52"/>
+                              <w:szCs w:val="52"/>
+                            </w:rPr>
+                          </w:pPr>
+                          <w:sdt>
+                            <w:sdtPr>
+                              <w:rPr>
+                                <w:caps/>
+                                <w:color w:val="0A1D30" w:themeColor="text2" w:themeShade="BF"/>
+                                <w:sz w:val="52"/>
+                                <w:szCs w:val="52"/>
+                              </w:rPr>
+                              <w:alias w:val="Titre"/>
+                              <w:tag w:val=""/>
+                              <w:id w:val="-1315561441"/>
+                              <w:dataBinding w:prefixMappings="xmlns:ns0='http://purl.org/dc/elements/1.1/' xmlns:ns1='http://schemas.openxmlformats.org/package/2006/metadata/core-properties' " w:xpath="/ns1:coreProperties[1]/ns0:title[1]" w:storeItemID="{6C3C8BC8-F283-45AE-878A-BAB7291924A1}"/>
+                              <w:text w:multiLine="1"/>
+                            </w:sdtPr>
+                            <w:sdtContent>
+                              <w:r>
+                                <w:rPr>
+                                  <w:caps/>
+                                  <w:color w:val="0A1D30" w:themeColor="text2" w:themeShade="BF"/>
+                                  <w:sz w:val="52"/>
+                                  <w:szCs w:val="52"/>
+                                </w:rPr>
+                                <w:t>Journal d’apprentissage</w:t>
+                              </w:r>
+                            </w:sdtContent>
+                          </w:sdt>
+                        </w:p>
+                        <w:p>
+                          <w:pPr>
+                            <w:pStyle w:val="Sansinterligne"/>
+                            <w:jc w:val="right"/>
+                            <w:rPr>
+                              <w:smallCaps/>
+                              <w:color w:val="0E2841" w:themeColor="text2"/>
+                              <w:sz w:val="36"/>
+                              <w:szCs w:val="36"/>
+                            </w:rPr>
+                          </w:pPr>
+                        </w:p>
+                      </w:txbxContent>
+                    </v:textbox>
+                    <w10:wrap type="square" anchorx="page" anchory="page"/>
+                  </v:shape>
+                </w:pict>
+              </mc:Fallback>
+            </mc:AlternateContent>
+          </w:r>
+          <w:r>
+            <w:rPr>
+              <w:noProof/>
+            </w:rPr>
+            <mc:AlternateContent>
+              <mc:Choice Requires="wpg">
+                <w:drawing>
+                  <wp:anchor distT="0" distB="0" distL="114300" distR="114300" simplePos="0" relativeHeight="251659264" behindDoc="0" locked="0" layoutInCell="1" allowOverlap="1" wp14:anchorId="0410E373" wp14:editId="16F25BFE">
+                    <wp:simplePos x="0" y="0"/>
+                    <mc:AlternateContent>
+                      <mc:Choice Requires="wp14">
+                        <wp:positionH relativeFrom="page">
+                          <wp14:pctPosHOffset>4500</wp14:pctPosHOffset>
+                        </wp:positionH>
+                      </mc:Choice>
+                      <mc:Fallback>
+                        <wp:positionH relativeFrom="page">
+                          <wp:posOffset>349250</wp:posOffset>
+                        </wp:positionH>
+                      </mc:Fallback>
+                    </mc:AlternateContent>
+                    <wp:positionV relativeFrom="page">
+                      <wp:align>center</wp:align>
+                    </wp:positionV>
+                    <wp:extent cx="228600" cy="9144000"/>
+                    <wp:effectExtent l="0" t="0" r="3175" b="635"/>
+                    <wp:wrapNone/>
+                    <wp:docPr id="114" name="Groupe 115"/>
+                    <wp:cNvGraphicFramePr/>
+                    <a:graphic xmlns:a="http://schemas.openxmlformats.org/drawingml/2006/main">
+                      <a:graphicData uri="http://schemas.microsoft.com/office/word/2010/wordprocessingGroup">
+                        <wpg:wgp>
+                          <wpg:cNvGrpSpPr/>
+                          <wpg:grpSpPr>
+                            <a:xfrm>
+                              <a:off x="0" y="0"/>
+                              <a:ext cx="228600" cy="9144000"/>
+                              <a:chOff x="0" y="0"/>
+                              <a:chExt cx="228600" cy="9144000"/>
+                            </a:xfrm>
+                          </wpg:grpSpPr>
+                          <wps:wsp>
+                            <wps:cNvPr id="115" name="Rectangle 115"/>
+                            <wps:cNvSpPr/>
+                            <wps:spPr>
+                              <a:xfrm>
+                                <a:off x="0" y="0"/>
+                                <a:ext cx="228600" cy="8782050"/>
+                              </a:xfrm>
+                              <a:prstGeom prst="rect">
+                                <a:avLst/>
+                              </a:prstGeom>
+                              <a:solidFill>
+                                <a:schemeClr val="accent2"/>
+                              </a:solidFill>
+                              <a:ln>
+                                <a:noFill/>
+                              </a:ln>
+                            </wps:spPr>
+                            <wps:style>
+                              <a:lnRef idx="2">
+                                <a:schemeClr val="accent1">
+                                  <a:shade val="50000"/>
+                                </a:schemeClr>
+                              </a:lnRef>
+                              <a:fillRef idx="1">
+                                <a:schemeClr val="accent1"/>
+                              </a:fillRef>
+                              <a:effectRef idx="0">
+                                <a:schemeClr val="accent1"/>
+                              </a:effectRef>
+                              <a:fontRef idx="minor">
+                                <a:schemeClr val="lt1"/>
+                              </a:fontRef>
+                            </wps:style>
+                            <wps:bodyPr rot="0" spcFirstLastPara="0" vertOverflow="overflow" horzOverflow="overflow" vert="horz" wrap="square" lIns="91440" tIns="45720" rIns="91440" bIns="45720" numCol="1" spcCol="0" rtlCol="0" fromWordArt="0" anchor="ctr" anchorCtr="0" forceAA="0" compatLnSpc="1">
+                              <a:prstTxWarp prst="textNoShape">
+                                <a:avLst/>
+                              </a:prstTxWarp>
+                              <a:noAutofit/>
+                            </wps:bodyPr>
+                          </wps:wsp>
+                          <wps:wsp>
+                            <wps:cNvPr id="116" name="Rectangle 116"/>
+                            <wps:cNvSpPr>
+                              <a:spLocks noChangeAspect="1"/>
+                            </wps:cNvSpPr>
+                            <wps:spPr>
+                              <a:xfrm>
+                                <a:off x="0" y="8915400"/>
+                                <a:ext cx="228600" cy="228600"/>
+                              </a:xfrm>
+                              <a:prstGeom prst="rect">
+                                <a:avLst/>
+                              </a:prstGeom>
+                              <a:solidFill>
+                                <a:schemeClr val="accent1"/>
+                              </a:solidFill>
+                              <a:ln>
+                                <a:noFill/>
+                              </a:ln>
+                            </wps:spPr>
+                            <wps:style>
+                              <a:lnRef idx="2">
+                                <a:schemeClr val="accent1">
+                                  <a:shade val="50000"/>
+                                </a:schemeClr>
+                              </a:lnRef>
+                              <a:fillRef idx="1">
+                                <a:schemeClr val="accent1"/>
+                              </a:fillRef>
+                              <a:effectRef idx="0">
+                                <a:schemeClr val="accent1"/>
+                              </a:effectRef>
+                              <a:fontRef idx="minor">
+                                <a:schemeClr val="lt1"/>
+                              </a:fontRef>
+                            </wps:style>
+                            <wps:bodyPr rot="0" spcFirstLastPara="0" vertOverflow="overflow" horzOverflow="overflow" vert="horz" wrap="square" lIns="91440" tIns="45720" rIns="91440" bIns="45720" numCol="1" spcCol="0" rtlCol="0" fromWordArt="0" anchor="ctr" anchorCtr="0" forceAA="0" compatLnSpc="1">
+                              <a:prstTxWarp prst="textNoShape">
+                                <a:avLst/>
+                              </a:prstTxWarp>
+                              <a:noAutofit/>
+                            </wps:bodyPr>
+                          </wps:wsp>
+                        </wpg:wgp>
+                      </a:graphicData>
+                    </a:graphic>
+                    <wp14:sizeRelH relativeFrom="page">
+                      <wp14:pctWidth>2900</wp14:pctWidth>
+                    </wp14:sizeRelH>
+                    <wp14:sizeRelV relativeFrom="page">
+                      <wp14:pctHeight>90900</wp14:pctHeight>
+                    </wp14:sizeRelV>
+                  </wp:anchor>
+                </w:drawing>
+              </mc:Choice>
+              <mc:Fallback>
+                <w:pict>
+                  <v:group w14:anchorId="4AF428DD" id="Groupe 115" o:spid="_x0000_s1026" style="position:absolute;margin-left:0;margin-top:0;width:18pt;height:10in;z-index:251659264;mso-width-percent:29;mso-height-percent:909;mso-left-percent:45;mso-position-horizontal-relative:page;mso-position-vertical:center;mso-position-vertical-relative:page;mso-width-percent:29;mso-height-percent:909;mso-left-percent:45" coordsize="2286,91440" o:gfxdata="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">
+                    <v:rect id="Rectangle 115" o:spid="_x0000_s1027" style="position:absolute;width:2286;height:87820;visibility:visible;mso-wrap-style:square;v-text-anchor:middle" o:gfxdata="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" fillcolor="#e97132 [3205]" stroked="f" strokeweight="1pt"/>
+                    <v:rect id="Rectangle 116" o:spid="_x0000_s1028" style="position:absolute;top:89154;width:2286;height:2286;visibility:visible;mso-wrap-style:square;v-text-anchor:middle" o:gfxdata="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" fillcolor="#156082 [3204]" stroked="f" strokeweight="1pt">
+                      <o:lock v:ext="edit" aspectratio="t"/>
+                    </v:rect>
+                    <w10:wrap anchorx="page" anchory="page"/>
+                  </v:group>
+                </w:pict>
+              </mc:Fallback>
+            </mc:AlternateContent>
+          </w:r>
+          <w:r>
+            <w:br w:type="page"/>
+          </w:r>
+        </w:p>
+      </w:sdtContent>
+    </w:sdt>
     <w:p/>
     <w:sectPr>
       <w:pgSz w:w="12240" w:h="15840"/>
       <w:pgMar w:top="1440" w:right="1440" w:bottom="1440" w:left="1440" w:header="708" w:footer="708" w:gutter="0"/>
+      <w:pgNumType w:start="0"/>
       <w:cols w:space="708"/>
+      <w:titlePg/>
       <w:docGrid w:linePitch="360"/>
     </w:sectPr>
   </w:body>
@@ -930,6 +1730,39 @@
       <w:spacing w:val="5"/>
     </w:rPr>
   </w:style>
+  <w:style w:type="paragraph" w:styleId="Sansinterligne">
+    <w:name w:val="No Spacing"/>
+    <w:link w:val="SansinterligneCar"/>
+    <w:uiPriority w:val="1"/>
+    <w:qFormat/>
+    <w:rsid w:val="00DF1BDC"/>
+    <w:pPr>
+      <w:spacing w:after="0" w:line="240" w:lineRule="auto"/>
+    </w:pPr>
+    <w:rPr>
+      <w:rFonts w:eastAsiaTheme="minorEastAsia"/>
+      <w:kern w:val="0"/>
+      <w:sz w:val="22"/>
+      <w:szCs w:val="22"/>
+      <w:lang w:eastAsia="fr-CA"/>
+      <w14:ligatures w14:val="none"/>
+    </w:rPr>
+  </w:style>
+  <w:style w:type="character" w:customStyle="1" w:styleId="SansinterligneCar">
+    <w:name w:val="Sans interligne Car"/>
+    <w:basedOn w:val="Policepardfaut"/>
+    <w:link w:val="Sansinterligne"/>
+    <w:uiPriority w:val="1"/>
+    <w:rsid w:val="00DF1BDC"/>
+    <w:rPr>
+      <w:rFonts w:eastAsiaTheme="minorEastAsia"/>
+      <w:kern w:val="0"/>
+      <w:sz w:val="22"/>
+      <w:szCs w:val="22"/>
+      <w:lang w:eastAsia="fr-CA"/>
+      <w14:ligatures w14:val="none"/>
+    </w:rPr>
+  </w:style>
 </w:styles>
 </file>
 

--- a/journaux/journal_SinthanouKeovandy_2474688.docx
+++ b/journaux/journal_SinthanouKeovandy_2474688.docx
@@ -2,806 +2,660 @@
 <file path=word/document.xml><?xml version="1.0" encoding="utf-8"?>
 <w:document xmlns:wpc="http://schemas.microsoft.com/office/word/2010/wordprocessingCanvas" xmlns:cx="http://schemas.microsoft.com/office/drawing/2014/chartex" xmlns:cx1="http://schemas.microsoft.com/office/drawing/2015/9/8/chartex" xmlns:cx2="http://schemas.microsoft.com/office/drawing/2015/10/21/chartex" xmlns:cx3="http://schemas.microsoft.com/office/drawing/2016/5/9/chartex" xmlns:cx4="http://schemas.microsoft.com/office/drawing/2016/5/10/chartex" xmlns:cx5="http://schemas.microsoft.com/office/drawing/2016/5/11/chartex" xmlns:cx6="http://schemas.microsoft.com/office/drawing/2016/5/12/chartex" xmlns:cx7="http://schemas.microsoft.com/office/drawing/2016/5/13/chartex" xmlns:cx8="http://schemas.microsoft.com/office/drawing/2016/5/14/chartex" xmlns:mc="http://schemas.openxmlformats.org/markup-compatibility/2006" xmlns:aink="http://schemas.microsoft.com/office/drawing/2016/ink" xmlns:am3d="http://schemas.microsoft.com/office/drawing/2017/model3d" xmlns:o="urn:schemas-microsoft-com:office:office" xmlns:oel="http://schemas.microsoft.com/office/2019/extlst" xmlns:r="http://schemas.openxmlformats.org/officeDocument/2006/relationships" xmlns:m="http://schemas.openxmlformats.org/officeDocument/2006/math" xmlns:v="urn:schemas-microsoft-com:vml" xmlns:wp14="http://schemas.microsoft.com/office/word/2010/wordprocessingDrawing" xmlns:wp="http://schemas.openxmlformats.org/drawingml/2006/wordprocessingDrawing" xmlns:w10="urn:schemas-microsoft-com:office:word" xmlns:w="http://schemas.openxmlformats.org/wordprocessingml/2006/main" xmlns:w14="http://schemas.microsoft.com/office/word/2010/wordml" xmlns:w15="http://schemas.microsoft.com/office/word/2012/wordml" xmlns:w16cex="http://schemas.microsoft.com/office/word/2018/wordml/cex" xmlns:w16cid="http://schemas.microsoft.com/office/word/2016/wordml/cid" xmlns:w16="http://schemas.microsoft.com/office/word/2018/wordml" xmlns:w16du="http://schemas.microsoft.com/office/word/2023/wordml/word16du" xmlns:w16sdtdh="http://schemas.microsoft.com/office/word/2020/wordml/sdtdatahash" xmlns:w16sdtfl="http://schemas.microsoft.com/office/word/2024/wordml/sdtformatlock" xmlns:w16se="http://schemas.microsoft.com/office/word/2015/wordml/symex" xmlns:wpg="http://schemas.microsoft.com/office/word/2010/wordprocessingGroup" xmlns:wpi="http://schemas.microsoft.com/office/word/2010/wordprocessingInk" xmlns:wne="http://schemas.microsoft.com/office/word/2006/wordml" xmlns:wps="http://schemas.microsoft.com/office/word/2010/wordprocessingShape" mc:Ignorable="w14 w15 w16se w16cid w16 w16cex w16sdtdh w16sdtfl w16du wp14">
   <w:body>
+    <w:p>
+      <w:pPr>
+        <w:jc w:val="center"/>
+        <w:rPr>
+          <w:sz w:val="32"/>
+          <w:szCs w:val="32"/>
+        </w:rPr>
+      </w:pPr>
+      <w:r>
+        <w:rPr>
+          <w:sz w:val="32"/>
+          <w:szCs w:val="32"/>
+        </w:rPr>
+        <w:t>Collège Bois-de-Boulogne</w:t>
+      </w:r>
+    </w:p>
+    <w:p>
+      <w:pPr>
+        <w:jc w:val="center"/>
+      </w:pPr>
+    </w:p>
+    <w:p>
+      <w:pPr>
+        <w:jc w:val="center"/>
+      </w:pPr>
+    </w:p>
+    <w:p>
+      <w:pPr>
+        <w:jc w:val="center"/>
+      </w:pPr>
+    </w:p>
+    <w:p>
+      <w:pPr>
+        <w:jc w:val="center"/>
+        <w:rPr>
+          <w:sz w:val="72"/>
+          <w:szCs w:val="72"/>
+        </w:rPr>
+      </w:pPr>
+      <w:r>
+        <w:rPr>
+          <w:sz w:val="72"/>
+          <w:szCs w:val="72"/>
+        </w:rPr>
+        <w:t>Journal d’apprentissage</w:t>
+      </w:r>
+    </w:p>
+    <w:p>
+      <w:pPr>
+        <w:jc w:val="center"/>
+      </w:pPr>
+    </w:p>
+    <w:p>
+      <w:pPr>
+        <w:jc w:val="center"/>
+      </w:pPr>
+    </w:p>
+    <w:p>
+      <w:pPr>
+        <w:jc w:val="center"/>
+      </w:pPr>
+    </w:p>
+    <w:p>
+      <w:pPr>
+        <w:jc w:val="center"/>
+        <w:rPr>
+          <w:sz w:val="32"/>
+          <w:szCs w:val="32"/>
+        </w:rPr>
+      </w:pPr>
+      <w:r>
+        <w:rPr>
+          <w:sz w:val="32"/>
+          <w:szCs w:val="32"/>
+        </w:rPr>
+        <w:t>Application</w:t>
+      </w:r>
+      <w:r>
+        <w:rPr>
+          <w:sz w:val="32"/>
+          <w:szCs w:val="32"/>
+        </w:rPr>
+        <w:t xml:space="preserve"> Web</w:t>
+      </w:r>
+    </w:p>
+    <w:p>
+      <w:pPr>
+        <w:jc w:val="center"/>
+        <w:rPr>
+          <w:sz w:val="32"/>
+          <w:szCs w:val="32"/>
+        </w:rPr>
+      </w:pPr>
+    </w:p>
+    <w:p>
+      <w:pPr>
+        <w:jc w:val="center"/>
+        <w:rPr>
+          <w:sz w:val="32"/>
+          <w:szCs w:val="32"/>
+        </w:rPr>
+      </w:pPr>
+      <w:r>
+        <w:rPr>
+          <w:sz w:val="32"/>
+          <w:szCs w:val="32"/>
+        </w:rPr>
+        <w:t>420-2CW-BB</w:t>
+      </w:r>
+    </w:p>
+    <w:p>
+      <w:pPr>
+        <w:jc w:val="center"/>
+        <w:rPr>
+          <w:sz w:val="32"/>
+          <w:szCs w:val="32"/>
+        </w:rPr>
+      </w:pPr>
+    </w:p>
+    <w:p>
+      <w:pPr>
+        <w:jc w:val="center"/>
+        <w:rPr>
+          <w:sz w:val="32"/>
+          <w:szCs w:val="32"/>
+        </w:rPr>
+      </w:pPr>
+      <w:r>
+        <w:rPr>
+          <w:sz w:val="32"/>
+          <w:szCs w:val="32"/>
+        </w:rPr>
+        <w:t>Travail Pratique 1</w:t>
+      </w:r>
+    </w:p>
+    <w:p>
+      <w:pPr>
+        <w:jc w:val="center"/>
+      </w:pPr>
+    </w:p>
+    <w:p>
+      <w:pPr>
+        <w:jc w:val="center"/>
+      </w:pPr>
+    </w:p>
+    <w:p>
+      <w:pPr>
+        <w:jc w:val="center"/>
+      </w:pPr>
+    </w:p>
+    <w:p>
+      <w:pPr>
+        <w:jc w:val="center"/>
+      </w:pPr>
+    </w:p>
+    <w:p>
+      <w:pPr>
+        <w:jc w:val="center"/>
+      </w:pPr>
+    </w:p>
+    <w:p>
+      <w:pPr>
+        <w:jc w:val="center"/>
+      </w:pPr>
+    </w:p>
+    <w:p>
+      <w:pPr>
+        <w:jc w:val="center"/>
+        <w:rPr>
+          <w:sz w:val="32"/>
+          <w:szCs w:val="32"/>
+        </w:rPr>
+      </w:pPr>
+      <w:r>
+        <w:rPr>
+          <w:sz w:val="32"/>
+          <w:szCs w:val="32"/>
+        </w:rPr>
+        <w:t>Sinthanou Keovandy</w:t>
+      </w:r>
+    </w:p>
+    <w:p>
+      <w:pPr>
+        <w:jc w:val="center"/>
+        <w:rPr>
+          <w:sz w:val="32"/>
+          <w:szCs w:val="32"/>
+        </w:rPr>
+      </w:pPr>
+      <w:r>
+        <w:rPr>
+          <w:sz w:val="32"/>
+          <w:szCs w:val="32"/>
+        </w:rPr>
+        <w:t>1 mars 2026</w:t>
+      </w:r>
+    </w:p>
+    <w:p>
+      <w:pPr>
+        <w:rPr>
+          <w:sz w:val="32"/>
+          <w:szCs w:val="32"/>
+        </w:rPr>
+      </w:pPr>
+      <w:r>
+        <w:rPr>
+          <w:sz w:val="32"/>
+          <w:szCs w:val="32"/>
+        </w:rPr>
+        <w:br w:type="page"/>
+      </w:r>
+    </w:p>
     <w:sdt>
       <w:sdtPr>
-        <w:id w:val="1052422508"/>
+        <w:id w:val="-122081462"/>
         <w:docPartObj>
-          <w:docPartGallery w:val="Cover Pages"/>
+          <w:docPartGallery w:val="Table of Contents"/>
           <w:docPartUnique/>
         </w:docPartObj>
       </w:sdtPr>
+      <w:sdtEndPr>
+        <w:rPr>
+          <w:rFonts w:asciiTheme="minorHAnsi" w:eastAsiaTheme="minorHAnsi" w:hAnsiTheme="minorHAnsi" w:cstheme="minorBidi"/>
+          <w:b/>
+          <w:bCs/>
+          <w:color w:val="auto"/>
+          <w:kern w:val="2"/>
+          <w:sz w:val="24"/>
+          <w:szCs w:val="24"/>
+          <w:lang w:eastAsia="en-US"/>
+          <w14:ligatures w14:val="standardContextual"/>
+        </w:rPr>
+      </w:sdtEndPr>
       <w:sdtContent>
-        <w:p/>
+        <w:p>
+          <w:pPr>
+            <w:pStyle w:val="En-ttedetabledesmatires"/>
+          </w:pPr>
+          <w:r>
+            <w:t>Table des matières</w:t>
+          </w:r>
+        </w:p>
+        <w:p>
+          <w:pPr>
+            <w:pStyle w:val="TM1"/>
+            <w:tabs>
+              <w:tab w:val="right" w:leader="dot" w:pos="9350"/>
+            </w:tabs>
+            <w:rPr>
+              <w:noProof/>
+            </w:rPr>
+          </w:pPr>
+          <w:r>
+            <w:fldChar w:fldCharType="begin"/>
+          </w:r>
+          <w:r>
+            <w:instrText xml:space="preserve"> TOC \o "1-3" \h \z \u </w:instrText>
+          </w:r>
+          <w:r>
+            <w:fldChar w:fldCharType="separate"/>
+          </w:r>
+          <w:hyperlink w:anchor="_Toc223281339" w:history="1">
+            <w:r>
+              <w:rPr>
+                <w:rStyle w:val="Hyperlien"/>
+                <w:noProof/>
+              </w:rPr>
+              <w:t>Défi sur mes apprentissages sur le cours Application Web</w:t>
+            </w:r>
+            <w:r>
+              <w:rPr>
+                <w:noProof/>
+                <w:webHidden/>
+              </w:rPr>
+              <w:tab/>
+            </w:r>
+            <w:r>
+              <w:rPr>
+                <w:noProof/>
+                <w:webHidden/>
+              </w:rPr>
+              <w:fldChar w:fldCharType="begin"/>
+            </w:r>
+            <w:r>
+              <w:rPr>
+                <w:noProof/>
+                <w:webHidden/>
+              </w:rPr>
+              <w:instrText xml:space="preserve"> PAGEREF _Toc223281339 \h </w:instrText>
+            </w:r>
+            <w:r>
+              <w:rPr>
+                <w:noProof/>
+                <w:webHidden/>
+              </w:rPr>
+            </w:r>
+            <w:r>
+              <w:rPr>
+                <w:noProof/>
+                <w:webHidden/>
+              </w:rPr>
+              <w:fldChar w:fldCharType="separate"/>
+            </w:r>
+            <w:r>
+              <w:rPr>
+                <w:noProof/>
+                <w:webHidden/>
+              </w:rPr>
+              <w:t>2</w:t>
+            </w:r>
+            <w:r>
+              <w:rPr>
+                <w:noProof/>
+                <w:webHidden/>
+              </w:rPr>
+              <w:fldChar w:fldCharType="end"/>
+            </w:r>
+          </w:hyperlink>
+        </w:p>
+        <w:p>
+          <w:pPr>
+            <w:pStyle w:val="TM2"/>
+            <w:tabs>
+              <w:tab w:val="right" w:leader="dot" w:pos="9350"/>
+            </w:tabs>
+            <w:rPr>
+              <w:noProof/>
+            </w:rPr>
+          </w:pPr>
+          <w:hyperlink w:anchor="_Toc223281340" w:history="1">
+            <w:r>
+              <w:rPr>
+                <w:rStyle w:val="Hyperlien"/>
+                <w:noProof/>
+              </w:rPr>
+              <w:t>Une longue période sur ce cours</w:t>
+            </w:r>
+            <w:r>
+              <w:rPr>
+                <w:noProof/>
+                <w:webHidden/>
+              </w:rPr>
+              <w:tab/>
+            </w:r>
+            <w:r>
+              <w:rPr>
+                <w:noProof/>
+                <w:webHidden/>
+              </w:rPr>
+              <w:fldChar w:fldCharType="begin"/>
+            </w:r>
+            <w:r>
+              <w:rPr>
+                <w:noProof/>
+                <w:webHidden/>
+              </w:rPr>
+              <w:instrText xml:space="preserve"> PAGEREF _Toc223281340 \h </w:instrText>
+            </w:r>
+            <w:r>
+              <w:rPr>
+                <w:noProof/>
+                <w:webHidden/>
+              </w:rPr>
+            </w:r>
+            <w:r>
+              <w:rPr>
+                <w:noProof/>
+                <w:webHidden/>
+              </w:rPr>
+              <w:fldChar w:fldCharType="separate"/>
+            </w:r>
+            <w:r>
+              <w:rPr>
+                <w:noProof/>
+                <w:webHidden/>
+              </w:rPr>
+              <w:t>2</w:t>
+            </w:r>
+            <w:r>
+              <w:rPr>
+                <w:noProof/>
+                <w:webHidden/>
+              </w:rPr>
+              <w:fldChar w:fldCharType="end"/>
+            </w:r>
+          </w:hyperlink>
+        </w:p>
+        <w:p>
+          <w:pPr>
+            <w:pStyle w:val="TM2"/>
+            <w:tabs>
+              <w:tab w:val="right" w:leader="dot" w:pos="9350"/>
+            </w:tabs>
+            <w:rPr>
+              <w:noProof/>
+            </w:rPr>
+          </w:pPr>
+          <w:hyperlink w:anchor="_Toc223281341" w:history="1">
+            <w:r>
+              <w:rPr>
+                <w:rStyle w:val="Hyperlien"/>
+                <w:noProof/>
+              </w:rPr>
+              <w:t>Ma compréhension à la lecture</w:t>
+            </w:r>
+            <w:r>
+              <w:rPr>
+                <w:noProof/>
+                <w:webHidden/>
+              </w:rPr>
+              <w:tab/>
+            </w:r>
+            <w:r>
+              <w:rPr>
+                <w:noProof/>
+                <w:webHidden/>
+              </w:rPr>
+              <w:fldChar w:fldCharType="begin"/>
+            </w:r>
+            <w:r>
+              <w:rPr>
+                <w:noProof/>
+                <w:webHidden/>
+              </w:rPr>
+              <w:instrText xml:space="preserve"> PAGEREF _Toc223281341 \h </w:instrText>
+            </w:r>
+            <w:r>
+              <w:rPr>
+                <w:noProof/>
+                <w:webHidden/>
+              </w:rPr>
+            </w:r>
+            <w:r>
+              <w:rPr>
+                <w:noProof/>
+                <w:webHidden/>
+              </w:rPr>
+              <w:fldChar w:fldCharType="separate"/>
+            </w:r>
+            <w:r>
+              <w:rPr>
+                <w:noProof/>
+                <w:webHidden/>
+              </w:rPr>
+              <w:t>2</w:t>
+            </w:r>
+            <w:r>
+              <w:rPr>
+                <w:noProof/>
+                <w:webHidden/>
+              </w:rPr>
+              <w:fldChar w:fldCharType="end"/>
+            </w:r>
+          </w:hyperlink>
+        </w:p>
+        <w:p>
+          <w:pPr>
+            <w:pStyle w:val="TM2"/>
+            <w:tabs>
+              <w:tab w:val="right" w:leader="dot" w:pos="9350"/>
+            </w:tabs>
+            <w:rPr>
+              <w:noProof/>
+            </w:rPr>
+          </w:pPr>
+          <w:hyperlink w:anchor="_Toc223281342" w:history="1">
+            <w:r>
+              <w:rPr>
+                <w:rStyle w:val="Hyperlien"/>
+                <w:noProof/>
+              </w:rPr>
+              <w:t>Ma compréhension sur GitHub</w:t>
+            </w:r>
+            <w:r>
+              <w:rPr>
+                <w:noProof/>
+                <w:webHidden/>
+              </w:rPr>
+              <w:tab/>
+            </w:r>
+            <w:r>
+              <w:rPr>
+                <w:noProof/>
+                <w:webHidden/>
+              </w:rPr>
+              <w:fldChar w:fldCharType="begin"/>
+            </w:r>
+            <w:r>
+              <w:rPr>
+                <w:noProof/>
+                <w:webHidden/>
+              </w:rPr>
+              <w:instrText xml:space="preserve"> PAGEREF _Toc223281342 \h </w:instrText>
+            </w:r>
+            <w:r>
+              <w:rPr>
+                <w:noProof/>
+                <w:webHidden/>
+              </w:rPr>
+            </w:r>
+            <w:r>
+              <w:rPr>
+                <w:noProof/>
+                <w:webHidden/>
+              </w:rPr>
+              <w:fldChar w:fldCharType="separate"/>
+            </w:r>
+            <w:r>
+              <w:rPr>
+                <w:noProof/>
+                <w:webHidden/>
+              </w:rPr>
+              <w:t>2</w:t>
+            </w:r>
+            <w:r>
+              <w:rPr>
+                <w:noProof/>
+                <w:webHidden/>
+              </w:rPr>
+              <w:fldChar w:fldCharType="end"/>
+            </w:r>
+          </w:hyperlink>
+        </w:p>
         <w:p>
           <w:r>
             <w:rPr>
-              <w:noProof/>
+              <w:b/>
+              <w:bCs/>
             </w:rPr>
-            <mc:AlternateContent>
-              <mc:Choice Requires="wps">
-                <w:drawing>
-                  <wp:anchor distT="0" distB="0" distL="114300" distR="114300" simplePos="0" relativeHeight="251662336" behindDoc="0" locked="0" layoutInCell="1" allowOverlap="1" wp14:anchorId="2317B3F2" wp14:editId="5F5F1D55">
-                    <wp:simplePos x="0" y="0"/>
-                    <mc:AlternateContent>
-                      <mc:Choice Requires="wp14">
-                        <wp:positionH relativeFrom="page">
-                          <wp14:pctPosHOffset>15000</wp14:pctPosHOffset>
-                        </wp:positionH>
-                      </mc:Choice>
-                      <mc:Fallback>
-                        <wp:positionH relativeFrom="page">
-                          <wp:posOffset>1165860</wp:posOffset>
-                        </wp:positionH>
-                      </mc:Fallback>
-                    </mc:AlternateContent>
-                    <mc:AlternateContent>
-                      <mc:Choice Requires="wp14">
-                        <wp:positionV relativeFrom="page">
-                          <wp14:pctPosVOffset>9100</wp14:pctPosVOffset>
-                        </wp:positionV>
-                      </mc:Choice>
-                      <mc:Fallback>
-                        <wp:positionV relativeFrom="page">
-                          <wp:posOffset>915035</wp:posOffset>
-                        </wp:positionV>
-                      </mc:Fallback>
-                    </mc:AlternateContent>
-                    <wp:extent cx="3660775" cy="3651250"/>
-                    <wp:effectExtent l="0" t="0" r="10160" b="7620"/>
-                    <wp:wrapSquare wrapText="bothSides"/>
-                    <wp:docPr id="111" name="Zone de texte 111"/>
-                    <wp:cNvGraphicFramePr/>
-                    <a:graphic xmlns:a="http://schemas.openxmlformats.org/drawingml/2006/main">
-                      <a:graphicData uri="http://schemas.microsoft.com/office/word/2010/wordprocessingShape">
-                        <wps:wsp>
-                          <wps:cNvSpPr txBox="1"/>
-                          <wps:spPr>
-                            <a:xfrm>
-                              <a:off x="0" y="0"/>
-                              <a:ext cx="3660775" cy="3651250"/>
-                            </a:xfrm>
-                            <a:prstGeom prst="rect">
-                              <a:avLst/>
-                            </a:prstGeom>
-                            <a:noFill/>
-                            <a:ln w="6350">
-                              <a:noFill/>
-                            </a:ln>
-                            <a:effectLst/>
-                          </wps:spPr>
-                          <wps:style>
-                            <a:lnRef idx="0">
-                              <a:schemeClr val="accent1"/>
-                            </a:lnRef>
-                            <a:fillRef idx="0">
-                              <a:schemeClr val="accent1"/>
-                            </a:fillRef>
-                            <a:effectRef idx="0">
-                              <a:schemeClr val="accent1"/>
-                            </a:effectRef>
-                            <a:fontRef idx="minor">
-                              <a:schemeClr val="dk1"/>
-                            </a:fontRef>
-                          </wps:style>
-                          <wps:txbx>
-                            <w:txbxContent>
-                              <w:sdt>
-                                <w:sdtPr>
-                                  <w:rPr>
-                                    <w:caps/>
-                                    <w:color w:val="0A1D30" w:themeColor="text2" w:themeShade="BF"/>
-                                    <w:sz w:val="40"/>
-                                    <w:szCs w:val="40"/>
-                                  </w:rPr>
-                                  <w:alias w:val="Date de publication"/>
-                                  <w:tag w:val=""/>
-                                  <w:id w:val="400952559"/>
-                                  <w:showingPlcHdr/>
-                                  <w:dataBinding w:prefixMappings="xmlns:ns0='http://schemas.microsoft.com/office/2006/coverPageProps' " w:xpath="/ns0:CoverPageProperties[1]/ns0:PublishDate[1]" w:storeItemID="{55AF091B-3C7A-41E3-B477-F2FDAA23CFDA}"/>
-                                  <w:date>
-                                    <w:dateFormat w:val="yyyy-MM-dd"/>
-                                    <w:lid w:val="fr-CA"/>
-                                    <w:storeMappedDataAs w:val="dateTime"/>
-                                    <w:calendar w:val="gregorian"/>
-                                  </w:date>
-                                </w:sdtPr>
-                                <w:sdtContent>
-                                  <w:p>
-                                    <w:pPr>
-                                      <w:pStyle w:val="Sansinterligne"/>
-                                      <w:jc w:val="right"/>
-                                      <w:rPr>
-                                        <w:caps/>
-                                        <w:color w:val="0A1D30" w:themeColor="text2" w:themeShade="BF"/>
-                                        <w:sz w:val="40"/>
-                                        <w:szCs w:val="40"/>
-                                      </w:rPr>
-                                    </w:pPr>
-                                    <w:r>
-                                      <w:rPr>
-                                        <w:caps/>
-                                        <w:color w:val="0A1D30" w:themeColor="text2" w:themeShade="BF"/>
-                                        <w:sz w:val="40"/>
-                                        <w:szCs w:val="40"/>
-                                      </w:rPr>
-                                      <w:t>[Date]</w:t>
-                                    </w:r>
-                                  </w:p>
-                                </w:sdtContent>
-                              </w:sdt>
-                            </w:txbxContent>
-                          </wps:txbx>
-                          <wps:bodyPr rot="0" spcFirstLastPara="0" vertOverflow="overflow" horzOverflow="overflow" vert="horz" wrap="square" lIns="0" tIns="0" rIns="0" bIns="0" numCol="1" spcCol="0" rtlCol="0" fromWordArt="0" anchor="b" anchorCtr="0" forceAA="0" compatLnSpc="1">
-                            <a:prstTxWarp prst="textNoShape">
-                              <a:avLst/>
-                            </a:prstTxWarp>
-                            <a:spAutoFit/>
-                          </wps:bodyPr>
-                        </wps:wsp>
-                      </a:graphicData>
-                    </a:graphic>
-                    <wp14:sizeRelH relativeFrom="page">
-                      <wp14:pctWidth>73400</wp14:pctWidth>
-                    </wp14:sizeRelH>
-                    <wp14:sizeRelV relativeFrom="page">
-                      <wp14:pctHeight>36300</wp14:pctHeight>
-                    </wp14:sizeRelV>
-                  </wp:anchor>
-                </w:drawing>
-              </mc:Choice>
-              <mc:Fallback>
-                <w:pict>
-                  <v:shapetype w14:anchorId="2317B3F2" id="_x0000_t202" coordsize="21600,21600" o:spt="202" path="m,l,21600r21600,l21600,xe">
-                    <v:stroke joinstyle="miter"/>
-                    <v:path gradientshapeok="t" o:connecttype="rect"/>
-                  </v:shapetype>
-                  <v:shape id="Zone de texte 111" o:spid="_x0000_s1026" type="#_x0000_t202" style="position:absolute;margin-left:0;margin-top:0;width:288.25pt;height:287.5pt;z-index:251662336;visibility:visible;mso-wrap-style:square;mso-width-percent:734;mso-height-percent:363;mso-left-percent:150;mso-top-percent:91;mso-wrap-distance-left:9pt;mso-wrap-distance-top:0;mso-wrap-distance-right:9pt;mso-wrap-distance-bottom:0;mso-position-horizontal-relative:page;mso-position-vertical-relative:page;mso-width-percent:734;mso-height-percent:363;mso-left-percent:150;mso-top-percent:91;mso-width-relative:page;mso-height-relative:page;v-text-anchor:bottom" o:gfxdata="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" filled="f" stroked="f" strokeweight=".5pt">
-                    <v:textbox style="mso-fit-shape-to-text:t" inset="0,0,0,0">
-                      <w:txbxContent>
-                        <w:sdt>
-                          <w:sdtPr>
-                            <w:rPr>
-                              <w:caps/>
-                              <w:color w:val="0A1D30" w:themeColor="text2" w:themeShade="BF"/>
-                              <w:sz w:val="40"/>
-                              <w:szCs w:val="40"/>
-                            </w:rPr>
-                            <w:alias w:val="Date de publication"/>
-                            <w:tag w:val=""/>
-                            <w:id w:val="400952559"/>
-                            <w:showingPlcHdr/>
-                            <w:dataBinding w:prefixMappings="xmlns:ns0='http://schemas.microsoft.com/office/2006/coverPageProps' " w:xpath="/ns0:CoverPageProperties[1]/ns0:PublishDate[1]" w:storeItemID="{55AF091B-3C7A-41E3-B477-F2FDAA23CFDA}"/>
-                            <w:date>
-                              <w:dateFormat w:val="yyyy-MM-dd"/>
-                              <w:lid w:val="fr-CA"/>
-                              <w:storeMappedDataAs w:val="dateTime"/>
-                              <w:calendar w:val="gregorian"/>
-                            </w:date>
-                          </w:sdtPr>
-                          <w:sdtContent>
-                            <w:p>
-                              <w:pPr>
-                                <w:pStyle w:val="Sansinterligne"/>
-                                <w:jc w:val="right"/>
-                                <w:rPr>
-                                  <w:caps/>
-                                  <w:color w:val="0A1D30" w:themeColor="text2" w:themeShade="BF"/>
-                                  <w:sz w:val="40"/>
-                                  <w:szCs w:val="40"/>
-                                </w:rPr>
-                              </w:pPr>
-                              <w:r>
-                                <w:rPr>
-                                  <w:caps/>
-                                  <w:color w:val="0A1D30" w:themeColor="text2" w:themeShade="BF"/>
-                                  <w:sz w:val="40"/>
-                                  <w:szCs w:val="40"/>
-                                </w:rPr>
-                                <w:t>[Date]</w:t>
-                              </w:r>
-                            </w:p>
-                          </w:sdtContent>
-                        </w:sdt>
-                      </w:txbxContent>
-                    </v:textbox>
-                    <w10:wrap type="square" anchorx="page" anchory="page"/>
-                  </v:shape>
-                </w:pict>
-              </mc:Fallback>
-            </mc:AlternateContent>
-          </w:r>
-          <w:r>
-            <w:rPr>
-              <w:noProof/>
-            </w:rPr>
-            <mc:AlternateContent>
-              <mc:Choice Requires="wps">
-                <w:drawing>
-                  <wp:anchor distT="0" distB="0" distL="114300" distR="114300" simplePos="0" relativeHeight="251661312" behindDoc="0" locked="0" layoutInCell="1" allowOverlap="1" wp14:anchorId="5EF53E96" wp14:editId="016EF23D">
-                    <wp:simplePos x="0" y="0"/>
-                    <mc:AlternateContent>
-                      <mc:Choice Requires="wp14">
-                        <wp:positionH relativeFrom="page">
-                          <wp14:pctPosHOffset>15000</wp14:pctPosHOffset>
-                        </wp:positionH>
-                      </mc:Choice>
-                      <mc:Fallback>
-                        <wp:positionH relativeFrom="page">
-                          <wp:posOffset>1165860</wp:posOffset>
-                        </wp:positionH>
-                      </mc:Fallback>
-                    </mc:AlternateContent>
-                    <mc:AlternateContent>
-                      <mc:Choice Requires="wp14">
-                        <wp:positionV relativeFrom="page">
-                          <wp14:pctPosVOffset>83700</wp14:pctPosVOffset>
-                        </wp:positionV>
-                      </mc:Choice>
-                      <mc:Fallback>
-                        <wp:positionV relativeFrom="page">
-                          <wp:posOffset>8418830</wp:posOffset>
-                        </wp:positionV>
-                      </mc:Fallback>
-                    </mc:AlternateContent>
-                    <wp:extent cx="5753100" cy="652780"/>
-                    <wp:effectExtent l="0" t="0" r="10160" b="14605"/>
-                    <wp:wrapSquare wrapText="bothSides"/>
-                    <wp:docPr id="112" name="Zone de texte 112"/>
-                    <wp:cNvGraphicFramePr/>
-                    <a:graphic xmlns:a="http://schemas.openxmlformats.org/drawingml/2006/main">
-                      <a:graphicData uri="http://schemas.microsoft.com/office/word/2010/wordprocessingShape">
-                        <wps:wsp>
-                          <wps:cNvSpPr txBox="1"/>
-                          <wps:spPr>
-                            <a:xfrm>
-                              <a:off x="0" y="0"/>
-                              <a:ext cx="5753100" cy="652780"/>
-                            </a:xfrm>
-                            <a:prstGeom prst="rect">
-                              <a:avLst/>
-                            </a:prstGeom>
-                            <a:noFill/>
-                            <a:ln w="6350">
-                              <a:noFill/>
-                            </a:ln>
-                            <a:effectLst/>
-                          </wps:spPr>
-                          <wps:style>
-                            <a:lnRef idx="0">
-                              <a:schemeClr val="accent1"/>
-                            </a:lnRef>
-                            <a:fillRef idx="0">
-                              <a:schemeClr val="accent1"/>
-                            </a:fillRef>
-                            <a:effectRef idx="0">
-                              <a:schemeClr val="accent1"/>
-                            </a:effectRef>
-                            <a:fontRef idx="minor">
-                              <a:schemeClr val="dk1"/>
-                            </a:fontRef>
-                          </wps:style>
-                          <wps:txbx>
-                            <w:txbxContent>
-                              <w:sdt>
-                                <w:sdtPr>
-                                  <w:rPr>
-                                    <w:caps/>
-                                    <w:color w:val="262626" w:themeColor="text1" w:themeTint="D9"/>
-                                    <w:sz w:val="28"/>
-                                    <w:szCs w:val="28"/>
-                                  </w:rPr>
-                                  <w:alias w:val="Auteur"/>
-                                  <w:tag w:val=""/>
-                                  <w:id w:val="1901796142"/>
-                                  <w:dataBinding w:prefixMappings="xmlns:ns0='http://purl.org/dc/elements/1.1/' xmlns:ns1='http://schemas.openxmlformats.org/package/2006/metadata/core-properties' " w:xpath="/ns1:coreProperties[1]/ns0:creator[1]" w:storeItemID="{6C3C8BC8-F283-45AE-878A-BAB7291924A1}"/>
-                                  <w:text/>
-                                </w:sdtPr>
-                                <w:sdtContent>
-                                  <w:p>
-                                    <w:pPr>
-                                      <w:pStyle w:val="Sansinterligne"/>
-                                      <w:jc w:val="right"/>
-                                      <w:rPr>
-                                        <w:caps/>
-                                        <w:color w:val="262626" w:themeColor="text1" w:themeTint="D9"/>
-                                        <w:sz w:val="28"/>
-                                        <w:szCs w:val="28"/>
-                                      </w:rPr>
-                                    </w:pPr>
-                                    <w:r>
-                                      <w:rPr>
-                                        <w:caps/>
-                                        <w:color w:val="262626" w:themeColor="text1" w:themeTint="D9"/>
-                                        <w:sz w:val="28"/>
-                                        <w:szCs w:val="28"/>
-                                      </w:rPr>
-                                      <w:t>Keovandy, Sinthanou</w:t>
-                                    </w:r>
-                                  </w:p>
-                                </w:sdtContent>
-                              </w:sdt>
-                              <w:p>
-                                <w:pPr>
-                                  <w:pStyle w:val="Sansinterligne"/>
-                                  <w:jc w:val="right"/>
-                                  <w:rPr>
-                                    <w:caps/>
-                                    <w:color w:val="262626" w:themeColor="text1" w:themeTint="D9"/>
-                                    <w:sz w:val="20"/>
-                                    <w:szCs w:val="20"/>
-                                  </w:rPr>
-                                </w:pPr>
-                              </w:p>
-                              <w:p>
-                                <w:pPr>
-                                  <w:pStyle w:val="Sansinterligne"/>
-                                  <w:jc w:val="right"/>
-                                  <w:rPr>
-                                    <w:caps/>
-                                    <w:color w:val="262626" w:themeColor="text1" w:themeTint="D9"/>
-                                    <w:sz w:val="20"/>
-                                    <w:szCs w:val="20"/>
-                                  </w:rPr>
-                                </w:pPr>
-                              </w:p>
-                            </w:txbxContent>
-                          </wps:txbx>
-                          <wps:bodyPr rot="0" spcFirstLastPara="0" vertOverflow="overflow" horzOverflow="overflow" vert="horz" wrap="square" lIns="0" tIns="0" rIns="0" bIns="0" numCol="1" spcCol="0" rtlCol="0" fromWordArt="0" anchor="b" anchorCtr="0" forceAA="0" compatLnSpc="1">
-                            <a:prstTxWarp prst="textNoShape">
-                              <a:avLst/>
-                            </a:prstTxWarp>
-                            <a:noAutofit/>
-                          </wps:bodyPr>
-                        </wps:wsp>
-                      </a:graphicData>
-                    </a:graphic>
-                    <wp14:sizeRelH relativeFrom="page">
-                      <wp14:pctWidth>73400</wp14:pctWidth>
-                    </wp14:sizeRelH>
-                    <wp14:sizeRelV relativeFrom="page">
-                      <wp14:pctHeight>8000</wp14:pctHeight>
-                    </wp14:sizeRelV>
-                  </wp:anchor>
-                </w:drawing>
-              </mc:Choice>
-              <mc:Fallback>
-                <w:pict>
-                  <v:shape w14:anchorId="5EF53E96" id="Zone de texte 112" o:spid="_x0000_s1027" type="#_x0000_t202" style="position:absolute;margin-left:0;margin-top:0;width:453pt;height:51.4pt;z-index:251661312;visibility:visible;mso-wrap-style:square;mso-width-percent:734;mso-height-percent:80;mso-left-percent:150;mso-top-percent:837;mso-wrap-distance-left:9pt;mso-wrap-distance-top:0;mso-wrap-distance-right:9pt;mso-wrap-distance-bottom:0;mso-position-horizontal-relative:page;mso-position-vertical-relative:page;mso-width-percent:734;mso-height-percent:80;mso-left-percent:150;mso-top-percent:837;mso-width-relative:page;mso-height-relative:page;v-text-anchor:bottom" o:gfxdata="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" filled="f" stroked="f" strokeweight=".5pt">
-                    <v:textbox inset="0,0,0,0">
-                      <w:txbxContent>
-                        <w:sdt>
-                          <w:sdtPr>
-                            <w:rPr>
-                              <w:caps/>
-                              <w:color w:val="262626" w:themeColor="text1" w:themeTint="D9"/>
-                              <w:sz w:val="28"/>
-                              <w:szCs w:val="28"/>
-                            </w:rPr>
-                            <w:alias w:val="Auteur"/>
-                            <w:tag w:val=""/>
-                            <w:id w:val="1901796142"/>
-                            <w:dataBinding w:prefixMappings="xmlns:ns0='http://purl.org/dc/elements/1.1/' xmlns:ns1='http://schemas.openxmlformats.org/package/2006/metadata/core-properties' " w:xpath="/ns1:coreProperties[1]/ns0:creator[1]" w:storeItemID="{6C3C8BC8-F283-45AE-878A-BAB7291924A1}"/>
-                            <w:text/>
-                          </w:sdtPr>
-                          <w:sdtContent>
-                            <w:p>
-                              <w:pPr>
-                                <w:pStyle w:val="Sansinterligne"/>
-                                <w:jc w:val="right"/>
-                                <w:rPr>
-                                  <w:caps/>
-                                  <w:color w:val="262626" w:themeColor="text1" w:themeTint="D9"/>
-                                  <w:sz w:val="28"/>
-                                  <w:szCs w:val="28"/>
-                                </w:rPr>
-                              </w:pPr>
-                              <w:r>
-                                <w:rPr>
-                                  <w:caps/>
-                                  <w:color w:val="262626" w:themeColor="text1" w:themeTint="D9"/>
-                                  <w:sz w:val="28"/>
-                                  <w:szCs w:val="28"/>
-                                </w:rPr>
-                                <w:t>Keovandy, Sinthanou</w:t>
-                              </w:r>
-                            </w:p>
-                          </w:sdtContent>
-                        </w:sdt>
-                        <w:p>
-                          <w:pPr>
-                            <w:pStyle w:val="Sansinterligne"/>
-                            <w:jc w:val="right"/>
-                            <w:rPr>
-                              <w:caps/>
-                              <w:color w:val="262626" w:themeColor="text1" w:themeTint="D9"/>
-                              <w:sz w:val="20"/>
-                              <w:szCs w:val="20"/>
-                            </w:rPr>
-                          </w:pPr>
-                        </w:p>
-                        <w:p>
-                          <w:pPr>
-                            <w:pStyle w:val="Sansinterligne"/>
-                            <w:jc w:val="right"/>
-                            <w:rPr>
-                              <w:caps/>
-                              <w:color w:val="262626" w:themeColor="text1" w:themeTint="D9"/>
-                              <w:sz w:val="20"/>
-                              <w:szCs w:val="20"/>
-                            </w:rPr>
-                          </w:pPr>
-                        </w:p>
-                      </w:txbxContent>
-                    </v:textbox>
-                    <w10:wrap type="square" anchorx="page" anchory="page"/>
-                  </v:shape>
-                </w:pict>
-              </mc:Fallback>
-            </mc:AlternateContent>
-          </w:r>
-          <w:r>
-            <w:rPr>
-              <w:noProof/>
-            </w:rPr>
-            <mc:AlternateContent>
-              <mc:Choice Requires="wps">
-                <w:drawing>
-                  <wp:anchor distT="0" distB="0" distL="114300" distR="114300" simplePos="0" relativeHeight="251660288" behindDoc="0" locked="0" layoutInCell="1" allowOverlap="1" wp14:anchorId="184FB74C" wp14:editId="4537ADBC">
-                    <wp:simplePos x="0" y="0"/>
-                    <mc:AlternateContent>
-                      <mc:Choice Requires="wp14">
-                        <wp:positionH relativeFrom="page">
-                          <wp14:pctPosHOffset>15000</wp14:pctPosHOffset>
-                        </wp:positionH>
-                      </mc:Choice>
-                      <mc:Fallback>
-                        <wp:positionH relativeFrom="page">
-                          <wp:posOffset>1165860</wp:posOffset>
-                        </wp:positionH>
-                      </mc:Fallback>
-                    </mc:AlternateContent>
-                    <mc:AlternateContent>
-                      <mc:Choice Requires="wp14">
-                        <wp:positionV relativeFrom="page">
-                          <wp14:pctPosVOffset>45500</wp14:pctPosVOffset>
-                        </wp:positionV>
-                      </mc:Choice>
-                      <mc:Fallback>
-                        <wp:positionV relativeFrom="page">
-                          <wp:posOffset>4576445</wp:posOffset>
-                        </wp:positionV>
-                      </mc:Fallback>
-                    </mc:AlternateContent>
-                    <wp:extent cx="5753100" cy="525780"/>
-                    <wp:effectExtent l="0" t="0" r="10160" b="6350"/>
-                    <wp:wrapSquare wrapText="bothSides"/>
-                    <wp:docPr id="113" name="Zone de texte 113"/>
-                    <wp:cNvGraphicFramePr/>
-                    <a:graphic xmlns:a="http://schemas.openxmlformats.org/drawingml/2006/main">
-                      <a:graphicData uri="http://schemas.microsoft.com/office/word/2010/wordprocessingShape">
-                        <wps:wsp>
-                          <wps:cNvSpPr txBox="1"/>
-                          <wps:spPr>
-                            <a:xfrm>
-                              <a:off x="0" y="0"/>
-                              <a:ext cx="5753100" cy="525780"/>
-                            </a:xfrm>
-                            <a:prstGeom prst="rect">
-                              <a:avLst/>
-                            </a:prstGeom>
-                            <a:noFill/>
-                            <a:ln w="6350">
-                              <a:noFill/>
-                            </a:ln>
-                            <a:effectLst/>
-                          </wps:spPr>
-                          <wps:style>
-                            <a:lnRef idx="0">
-                              <a:schemeClr val="accent1"/>
-                            </a:lnRef>
-                            <a:fillRef idx="0">
-                              <a:schemeClr val="accent1"/>
-                            </a:fillRef>
-                            <a:effectRef idx="0">
-                              <a:schemeClr val="accent1"/>
-                            </a:effectRef>
-                            <a:fontRef idx="minor">
-                              <a:schemeClr val="dk1"/>
-                            </a:fontRef>
-                          </wps:style>
-                          <wps:txbx>
-                            <w:txbxContent>
-                              <w:p>
-                                <w:pPr>
-                                  <w:pStyle w:val="Sansinterligne"/>
-                                  <w:jc w:val="right"/>
-                                  <w:rPr>
-                                    <w:caps/>
-                                    <w:color w:val="0A1D30" w:themeColor="text2" w:themeShade="BF"/>
-                                    <w:sz w:val="52"/>
-                                    <w:szCs w:val="52"/>
-                                  </w:rPr>
-                                </w:pPr>
-                                <w:sdt>
-                                  <w:sdtPr>
-                                    <w:rPr>
-                                      <w:caps/>
-                                      <w:color w:val="0A1D30" w:themeColor="text2" w:themeShade="BF"/>
-                                      <w:sz w:val="52"/>
-                                      <w:szCs w:val="52"/>
-                                    </w:rPr>
-                                    <w:alias w:val="Titre"/>
-                                    <w:tag w:val=""/>
-                                    <w:id w:val="-1315561441"/>
-                                    <w:dataBinding w:prefixMappings="xmlns:ns0='http://purl.org/dc/elements/1.1/' xmlns:ns1='http://schemas.openxmlformats.org/package/2006/metadata/core-properties' " w:xpath="/ns1:coreProperties[1]/ns0:title[1]" w:storeItemID="{6C3C8BC8-F283-45AE-878A-BAB7291924A1}"/>
-                                    <w:text w:multiLine="1"/>
-                                  </w:sdtPr>
-                                  <w:sdtContent>
-                                    <w:r>
-                                      <w:rPr>
-                                        <w:caps/>
-                                        <w:color w:val="0A1D30" w:themeColor="text2" w:themeShade="BF"/>
-                                        <w:sz w:val="52"/>
-                                        <w:szCs w:val="52"/>
-                                      </w:rPr>
-                                      <w:t>Journal d’apprentissage</w:t>
-                                    </w:r>
-                                  </w:sdtContent>
-                                </w:sdt>
-                              </w:p>
-                              <w:p>
-                                <w:pPr>
-                                  <w:pStyle w:val="Sansinterligne"/>
-                                  <w:jc w:val="right"/>
-                                  <w:rPr>
-                                    <w:smallCaps/>
-                                    <w:color w:val="0E2841" w:themeColor="text2"/>
-                                    <w:sz w:val="36"/>
-                                    <w:szCs w:val="36"/>
-                                  </w:rPr>
-                                </w:pPr>
-                              </w:p>
-                            </w:txbxContent>
-                          </wps:txbx>
-                          <wps:bodyPr rot="0" spcFirstLastPara="0" vertOverflow="overflow" horzOverflow="overflow" vert="horz" wrap="square" lIns="0" tIns="0" rIns="0" bIns="0" numCol="1" spcCol="0" rtlCol="0" fromWordArt="0" anchor="b" anchorCtr="0" forceAA="0" compatLnSpc="1">
-                            <a:prstTxWarp prst="textNoShape">
-                              <a:avLst/>
-                            </a:prstTxWarp>
-                            <a:noAutofit/>
-                          </wps:bodyPr>
-                        </wps:wsp>
-                      </a:graphicData>
-                    </a:graphic>
-                    <wp14:sizeRelH relativeFrom="page">
-                      <wp14:pctWidth>73400</wp14:pctWidth>
-                    </wp14:sizeRelH>
-                    <wp14:sizeRelV relativeFrom="page">
-                      <wp14:pctHeight>36300</wp14:pctHeight>
-                    </wp14:sizeRelV>
-                  </wp:anchor>
-                </w:drawing>
-              </mc:Choice>
-              <mc:Fallback>
-                <w:pict>
-                  <v:shape w14:anchorId="184FB74C" id="Zone de texte 113" o:spid="_x0000_s1028" type="#_x0000_t202" style="position:absolute;margin-left:0;margin-top:0;width:453pt;height:41.4pt;z-index:251660288;visibility:visible;mso-wrap-style:square;mso-width-percent:734;mso-height-percent:363;mso-left-percent:150;mso-top-percent:455;mso-wrap-distance-left:9pt;mso-wrap-distance-top:0;mso-wrap-distance-right:9pt;mso-wrap-distance-bottom:0;mso-position-horizontal-relative:page;mso-position-vertical-relative:page;mso-width-percent:734;mso-height-percent:363;mso-left-percent:150;mso-top-percent:455;mso-width-relative:page;mso-height-relative:page;v-text-anchor:bottom" o:gfxdata="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" filled="f" stroked="f" strokeweight=".5pt">
-                    <v:textbox inset="0,0,0,0">
-                      <w:txbxContent>
-                        <w:p>
-                          <w:pPr>
-                            <w:pStyle w:val="Sansinterligne"/>
-                            <w:jc w:val="right"/>
-                            <w:rPr>
-                              <w:caps/>
-                              <w:color w:val="0A1D30" w:themeColor="text2" w:themeShade="BF"/>
-                              <w:sz w:val="52"/>
-                              <w:szCs w:val="52"/>
-                            </w:rPr>
-                          </w:pPr>
-                          <w:sdt>
-                            <w:sdtPr>
-                              <w:rPr>
-                                <w:caps/>
-                                <w:color w:val="0A1D30" w:themeColor="text2" w:themeShade="BF"/>
-                                <w:sz w:val="52"/>
-                                <w:szCs w:val="52"/>
-                              </w:rPr>
-                              <w:alias w:val="Titre"/>
-                              <w:tag w:val=""/>
-                              <w:id w:val="-1315561441"/>
-                              <w:dataBinding w:prefixMappings="xmlns:ns0='http://purl.org/dc/elements/1.1/' xmlns:ns1='http://schemas.openxmlformats.org/package/2006/metadata/core-properties' " w:xpath="/ns1:coreProperties[1]/ns0:title[1]" w:storeItemID="{6C3C8BC8-F283-45AE-878A-BAB7291924A1}"/>
-                              <w:text w:multiLine="1"/>
-                            </w:sdtPr>
-                            <w:sdtContent>
-                              <w:r>
-                                <w:rPr>
-                                  <w:caps/>
-                                  <w:color w:val="0A1D30" w:themeColor="text2" w:themeShade="BF"/>
-                                  <w:sz w:val="52"/>
-                                  <w:szCs w:val="52"/>
-                                </w:rPr>
-                                <w:t>Journal d’apprentissage</w:t>
-                              </w:r>
-                            </w:sdtContent>
-                          </w:sdt>
-                        </w:p>
-                        <w:p>
-                          <w:pPr>
-                            <w:pStyle w:val="Sansinterligne"/>
-                            <w:jc w:val="right"/>
-                            <w:rPr>
-                              <w:smallCaps/>
-                              <w:color w:val="0E2841" w:themeColor="text2"/>
-                              <w:sz w:val="36"/>
-                              <w:szCs w:val="36"/>
-                            </w:rPr>
-                          </w:pPr>
-                        </w:p>
-                      </w:txbxContent>
-                    </v:textbox>
-                    <w10:wrap type="square" anchorx="page" anchory="page"/>
-                  </v:shape>
-                </w:pict>
-              </mc:Fallback>
-            </mc:AlternateContent>
-          </w:r>
-          <w:r>
-            <w:rPr>
-              <w:noProof/>
-            </w:rPr>
-            <mc:AlternateContent>
-              <mc:Choice Requires="wpg">
-                <w:drawing>
-                  <wp:anchor distT="0" distB="0" distL="114300" distR="114300" simplePos="0" relativeHeight="251659264" behindDoc="0" locked="0" layoutInCell="1" allowOverlap="1" wp14:anchorId="0410E373" wp14:editId="16F25BFE">
-                    <wp:simplePos x="0" y="0"/>
-                    <mc:AlternateContent>
-                      <mc:Choice Requires="wp14">
-                        <wp:positionH relativeFrom="page">
-                          <wp14:pctPosHOffset>4500</wp14:pctPosHOffset>
-                        </wp:positionH>
-                      </mc:Choice>
-                      <mc:Fallback>
-                        <wp:positionH relativeFrom="page">
-                          <wp:posOffset>349250</wp:posOffset>
-                        </wp:positionH>
-                      </mc:Fallback>
-                    </mc:AlternateContent>
-                    <wp:positionV relativeFrom="page">
-                      <wp:align>center</wp:align>
-                    </wp:positionV>
-                    <wp:extent cx="228600" cy="9144000"/>
-                    <wp:effectExtent l="0" t="0" r="3175" b="635"/>
-                    <wp:wrapNone/>
-                    <wp:docPr id="114" name="Groupe 115"/>
-                    <wp:cNvGraphicFramePr/>
-                    <a:graphic xmlns:a="http://schemas.openxmlformats.org/drawingml/2006/main">
-                      <a:graphicData uri="http://schemas.microsoft.com/office/word/2010/wordprocessingGroup">
-                        <wpg:wgp>
-                          <wpg:cNvGrpSpPr/>
-                          <wpg:grpSpPr>
-                            <a:xfrm>
-                              <a:off x="0" y="0"/>
-                              <a:ext cx="228600" cy="9144000"/>
-                              <a:chOff x="0" y="0"/>
-                              <a:chExt cx="228600" cy="9144000"/>
-                            </a:xfrm>
-                          </wpg:grpSpPr>
-                          <wps:wsp>
-                            <wps:cNvPr id="115" name="Rectangle 115"/>
-                            <wps:cNvSpPr/>
-                            <wps:spPr>
-                              <a:xfrm>
-                                <a:off x="0" y="0"/>
-                                <a:ext cx="228600" cy="8782050"/>
-                              </a:xfrm>
-                              <a:prstGeom prst="rect">
-                                <a:avLst/>
-                              </a:prstGeom>
-                              <a:solidFill>
-                                <a:schemeClr val="accent2"/>
-                              </a:solidFill>
-                              <a:ln>
-                                <a:noFill/>
-                              </a:ln>
-                            </wps:spPr>
-                            <wps:style>
-                              <a:lnRef idx="2">
-                                <a:schemeClr val="accent1">
-                                  <a:shade val="50000"/>
-                                </a:schemeClr>
-                              </a:lnRef>
-                              <a:fillRef idx="1">
-                                <a:schemeClr val="accent1"/>
-                              </a:fillRef>
-                              <a:effectRef idx="0">
-                                <a:schemeClr val="accent1"/>
-                              </a:effectRef>
-                              <a:fontRef idx="minor">
-                                <a:schemeClr val="lt1"/>
-                              </a:fontRef>
-                            </wps:style>
-                            <wps:bodyPr rot="0" spcFirstLastPara="0" vertOverflow="overflow" horzOverflow="overflow" vert="horz" wrap="square" lIns="91440" tIns="45720" rIns="91440" bIns="45720" numCol="1" spcCol="0" rtlCol="0" fromWordArt="0" anchor="ctr" anchorCtr="0" forceAA="0" compatLnSpc="1">
-                              <a:prstTxWarp prst="textNoShape">
-                                <a:avLst/>
-                              </a:prstTxWarp>
-                              <a:noAutofit/>
-                            </wps:bodyPr>
-                          </wps:wsp>
-                          <wps:wsp>
-                            <wps:cNvPr id="116" name="Rectangle 116"/>
-                            <wps:cNvSpPr>
-                              <a:spLocks noChangeAspect="1"/>
-                            </wps:cNvSpPr>
-                            <wps:spPr>
-                              <a:xfrm>
-                                <a:off x="0" y="8915400"/>
-                                <a:ext cx="228600" cy="228600"/>
-                              </a:xfrm>
-                              <a:prstGeom prst="rect">
-                                <a:avLst/>
-                              </a:prstGeom>
-                              <a:solidFill>
-                                <a:schemeClr val="accent1"/>
-                              </a:solidFill>
-                              <a:ln>
-                                <a:noFill/>
-                              </a:ln>
-                            </wps:spPr>
-                            <wps:style>
-                              <a:lnRef idx="2">
-                                <a:schemeClr val="accent1">
-                                  <a:shade val="50000"/>
-                                </a:schemeClr>
-                              </a:lnRef>
-                              <a:fillRef idx="1">
-                                <a:schemeClr val="accent1"/>
-                              </a:fillRef>
-                              <a:effectRef idx="0">
-                                <a:schemeClr val="accent1"/>
-                              </a:effectRef>
-                              <a:fontRef idx="minor">
-                                <a:schemeClr val="lt1"/>
-                              </a:fontRef>
-                            </wps:style>
-                            <wps:bodyPr rot="0" spcFirstLastPara="0" vertOverflow="overflow" horzOverflow="overflow" vert="horz" wrap="square" lIns="91440" tIns="45720" rIns="91440" bIns="45720" numCol="1" spcCol="0" rtlCol="0" fromWordArt="0" anchor="ctr" anchorCtr="0" forceAA="0" compatLnSpc="1">
-                              <a:prstTxWarp prst="textNoShape">
-                                <a:avLst/>
-                              </a:prstTxWarp>
-                              <a:noAutofit/>
-                            </wps:bodyPr>
-                          </wps:wsp>
-                        </wpg:wgp>
-                      </a:graphicData>
-                    </a:graphic>
-                    <wp14:sizeRelH relativeFrom="page">
-                      <wp14:pctWidth>2900</wp14:pctWidth>
-                    </wp14:sizeRelH>
-                    <wp14:sizeRelV relativeFrom="page">
-                      <wp14:pctHeight>90900</wp14:pctHeight>
-                    </wp14:sizeRelV>
-                  </wp:anchor>
-                </w:drawing>
-              </mc:Choice>
-              <mc:Fallback>
-                <w:pict>
-                  <v:group w14:anchorId="4AF428DD" id="Groupe 115" o:spid="_x0000_s1026" style="position:absolute;margin-left:0;margin-top:0;width:18pt;height:10in;z-index:251659264;mso-width-percent:29;mso-height-percent:909;mso-left-percent:45;mso-position-horizontal-relative:page;mso-position-vertical:center;mso-position-vertical-relative:page;mso-width-percent:29;mso-height-percent:909;mso-left-percent:45" coordsize="2286,91440" o:gfxdata="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">
-                    <v:rect id="Rectangle 115" o:spid="_x0000_s1027" style="position:absolute;width:2286;height:87820;visibility:visible;mso-wrap-style:square;v-text-anchor:middle" o:gfxdata="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" fillcolor="#e97132 [3205]" stroked="f" strokeweight="1pt"/>
-                    <v:rect id="Rectangle 116" o:spid="_x0000_s1028" style="position:absolute;top:89154;width:2286;height:2286;visibility:visible;mso-wrap-style:square;v-text-anchor:middle" o:gfxdata="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" fillcolor="#156082 [3204]" stroked="f" strokeweight="1pt">
-                      <o:lock v:ext="edit" aspectratio="t"/>
-                    </v:rect>
-                    <w10:wrap anchorx="page" anchory="page"/>
-                  </v:group>
-                </w:pict>
-              </mc:Fallback>
-            </mc:AlternateContent>
-          </w:r>
-          <w:r>
-            <w:br w:type="page"/>
+            <w:fldChar w:fldCharType="end"/>
           </w:r>
         </w:p>
       </w:sdtContent>
     </w:sdt>
+    <w:p>
+      <w:pPr>
+        <w:rPr>
+          <w:rFonts w:asciiTheme="majorHAnsi" w:eastAsiaTheme="majorEastAsia" w:hAnsiTheme="majorHAnsi" w:cstheme="majorBidi"/>
+          <w:color w:val="0F4761" w:themeColor="accent1" w:themeShade="BF"/>
+          <w:sz w:val="40"/>
+          <w:szCs w:val="40"/>
+        </w:rPr>
+      </w:pPr>
+      <w:r>
+        <w:br w:type="page"/>
+      </w:r>
+    </w:p>
+    <w:p>
+      <w:pPr>
+        <w:pStyle w:val="Titre1"/>
+      </w:pPr>
+      <w:bookmarkStart w:id="0" w:name="_Toc223281339"/>
+      <w:r>
+        <w:lastRenderedPageBreak/>
+        <w:t>Défi sur mes apprentissages sur le cours Application Web</w:t>
+      </w:r>
+      <w:bookmarkEnd w:id="0"/>
+    </w:p>
+    <w:p>
+      <w:pPr>
+        <w:pStyle w:val="Titre2"/>
+      </w:pPr>
+      <w:bookmarkStart w:id="1" w:name="_Toc223281340"/>
+      <w:r>
+        <w:t xml:space="preserve">Une longue </w:t>
+      </w:r>
+      <w:r>
+        <w:t>période sur ce cours</w:t>
+      </w:r>
+      <w:bookmarkEnd w:id="1"/>
+    </w:p>
+    <w:p>
+      <w:r>
+        <w:t>Ce cours dure 4 heures consécutives, ce qui est aussi le dernier cours de mon horaire.</w:t>
+      </w:r>
+      <w:r>
+        <w:t xml:space="preserve"> Alors, après avoir allé, écouté et appris sur tous mes autres cours, je suis assez épuisé. </w:t>
+      </w:r>
+      <w:r>
+        <w:t>J’ai donc moins d’énergie à mettre dans ce cours.</w:t>
+      </w:r>
+    </w:p>
+    <w:p>
+      <w:r>
+        <w:t>De plus en plus, il en a beaucoup de chose à apprendre dans une période du cours. Avec mon énergie qui est déjà trop basse, je serais incapable d’apprendre tout ce que je dois apprends.</w:t>
+      </w:r>
+    </w:p>
+    <w:p>
+      <w:r>
+        <w:t xml:space="preserve">Un moyen de combattre ce défi est de s’amuser au cours pour me motiver et de me donner de l’énergie. Comme ça, je peux </w:t>
+      </w:r>
+      <w:r>
+        <w:t>utiliser cette énergie pour apprendre au cours le plus possible.</w:t>
+      </w:r>
+    </w:p>
     <w:p/>
+    <w:p>
+      <w:pPr>
+        <w:pStyle w:val="Titre2"/>
+      </w:pPr>
+      <w:bookmarkStart w:id="2" w:name="_Toc223281341"/>
+      <w:r>
+        <w:t>Ma compréhension à la lecture</w:t>
+      </w:r>
+      <w:bookmarkEnd w:id="2"/>
+    </w:p>
+    <w:p>
+      <w:r>
+        <w:t xml:space="preserve">Moi personnellement, je trouve que c’est difficile de comprendre une phrase que je lis à mon premier essai, surtout en français. Alors, lorsque j’essaye de comprendre </w:t>
+      </w:r>
+      <w:r>
+        <w:t>une leçon</w:t>
+      </w:r>
+      <w:r>
+        <w:t xml:space="preserve">, un devoir ou un travail pratique, cela me prend beaucoup de temps à </w:t>
+      </w:r>
+      <w:r>
+        <w:t>comprendre ce que je dois savoir.</w:t>
+      </w:r>
+    </w:p>
+    <w:p>
+      <w:r>
+        <w:t>Ce défi n’est pas différent sur ce cours. Il y a plusieurs choses à lire dans chaque PowerPoint ou document sur Léa. Au moins que le travail pratique était un peu court, car il y a juste deux pages à lire qui était important : les consignes et le travail à remettre. Au contraire, je ne suis pas totalement certains si j’ai effectué la travail pratique correctement.</w:t>
+      </w:r>
+    </w:p>
+    <w:p>
+      <w:r>
+        <w:t>Un moyen de combattre ce défi est de relire les phrases plusieurs jusqu’à que je comprends. Cela me permet de les comprendre le plus tôt possible.</w:t>
+      </w:r>
+    </w:p>
+    <w:p/>
+    <w:p>
+      <w:pPr>
+        <w:pStyle w:val="Titre2"/>
+      </w:pPr>
+      <w:bookmarkStart w:id="3" w:name="_Toc223281342"/>
+      <w:r>
+        <w:t>Ma compréhension sur GitHub</w:t>
+      </w:r>
+      <w:bookmarkEnd w:id="3"/>
+    </w:p>
+    <w:p>
+      <w:r>
+        <w:t>GitHub, comme toutes les langues de programmation, est quelque chose que je dois beaucoup mémoriser pour l’utiliser correctement. Le nombre de commande que je dois mémoriser est vraiment grande, où que si j’essaye de les mémoriser, c’est comme une grande roche que j’essaye de le mettre dans mon cerveau avec toutes les autres grandes roches. Le point que je fais est que GitHub est difficile à mémoriser avec tous les autres langues de programmation que j’ai aussi mémorisées.</w:t>
+      </w:r>
+    </w:p>
+    <w:p/>
+    <w:p>
+      <w:r>
+        <w:t>Un moyen de combattre ce défi est d’avoir les leçons de GitHub sur Léa ouvert en tout temps lorsque j’utilise GitHub. Cela me permet d’effectuer mes travaux sur GitHub sans me coincer trop longtemps. Aussi, cela m’aide à m’habituer sur GitHub, où que je deviens moins dépendant sur les leçons de GitHub.</w:t>
+      </w:r>
+    </w:p>
     <w:sectPr>
+      <w:footerReference w:type="default" r:id="rId8"/>
       <w:pgSz w:w="12240" w:h="15840"/>
       <w:pgMar w:top="1440" w:right="1440" w:bottom="1440" w:left="1440" w:header="708" w:footer="708" w:gutter="0"/>
       <w:pgNumType w:start="0"/>
@@ -811,6 +665,98 @@
     </w:sectPr>
   </w:body>
 </w:document>
+</file>
+
+<file path=word/endnotes.xml><?xml version="1.0" encoding="utf-8"?>
+<w:endnotes xmlns:wpc="http://schemas.microsoft.com/office/word/2010/wordprocessingCanvas" xmlns:cx="http://schemas.microsoft.com/office/drawing/2014/chartex" xmlns:cx1="http://schemas.microsoft.com/office/drawing/2015/9/8/chartex" xmlns:cx2="http://schemas.microsoft.com/office/drawing/2015/10/21/chartex" xmlns:cx3="http://schemas.microsoft.com/office/drawing/2016/5/9/chartex" xmlns:cx4="http://schemas.microsoft.com/office/drawing/2016/5/10/chartex" xmlns:cx5="http://schemas.microsoft.com/office/drawing/2016/5/11/chartex" xmlns:cx6="http://schemas.microsoft.com/office/drawing/2016/5/12/chartex" xmlns:cx7="http://schemas.microsoft.com/office/drawing/2016/5/13/chartex" xmlns:cx8="http://schemas.microsoft.com/office/drawing/2016/5/14/chartex" xmlns:mc="http://schemas.openxmlformats.org/markup-compatibility/2006" xmlns:aink="http://schemas.microsoft.com/office/drawing/2016/ink" xmlns:am3d="http://schemas.microsoft.com/office/drawing/2017/model3d" xmlns:o="urn:schemas-microsoft-com:office:office" xmlns:oel="http://schemas.microsoft.com/office/2019/extlst" xmlns:r="http://schemas.openxmlformats.org/officeDocument/2006/relationships" xmlns:m="http://schemas.openxmlformats.org/officeDocument/2006/math" xmlns:v="urn:schemas-microsoft-com:vml" xmlns:wp14="http://schemas.microsoft.com/office/word/2010/wordprocessingDrawing" xmlns:wp="http://schemas.openxmlformats.org/drawingml/2006/wordprocessingDrawing" xmlns:w10="urn:schemas-microsoft-com:office:word" xmlns:w="http://schemas.openxmlformats.org/wordprocessingml/2006/main" xmlns:w14="http://schemas.microsoft.com/office/word/2010/wordml" xmlns:w15="http://schemas.microsoft.com/office/word/2012/wordml" xmlns:w16cex="http://schemas.microsoft.com/office/word/2018/wordml/cex" xmlns:w16cid="http://schemas.microsoft.com/office/word/2016/wordml/cid" xmlns:w16="http://schemas.microsoft.com/office/word/2018/wordml" xmlns:w16du="http://schemas.microsoft.com/office/word/2023/wordml/word16du" xmlns:w16sdtdh="http://schemas.microsoft.com/office/word/2020/wordml/sdtdatahash" xmlns:w16sdtfl="http://schemas.microsoft.com/office/word/2024/wordml/sdtformatlock" xmlns:w16se="http://schemas.microsoft.com/office/word/2015/wordml/symex" xmlns:wpg="http://schemas.microsoft.com/office/word/2010/wordprocessingGroup" xmlns:wpi="http://schemas.microsoft.com/office/word/2010/wordprocessingInk" xmlns:wne="http://schemas.microsoft.com/office/word/2006/wordml" xmlns:wps="http://schemas.microsoft.com/office/word/2010/wordprocessingShape" mc:Ignorable="w14 w15 w16se w16cid w16 w16cex w16sdtdh w16sdtfl w16du wp14">
+  <w:endnote w:type="separator" w:id="-1">
+    <w:p>
+      <w:pPr>
+        <w:spacing w:after="0" w:line="240" w:lineRule="auto"/>
+      </w:pPr>
+      <w:r>
+        <w:separator/>
+      </w:r>
+    </w:p>
+  </w:endnote>
+  <w:endnote w:type="continuationSeparator" w:id="0">
+    <w:p>
+      <w:pPr>
+        <w:spacing w:after="0" w:line="240" w:lineRule="auto"/>
+      </w:pPr>
+      <w:r>
+        <w:continuationSeparator/>
+      </w:r>
+    </w:p>
+  </w:endnote>
+</w:endnotes>
+</file>
+
+<file path=word/footer1.xml><?xml version="1.0" encoding="utf-8"?>
+<w:ftr xmlns:wpc="http://schemas.microsoft.com/office/word/2010/wordprocessingCanvas" xmlns:cx="http://schemas.microsoft.com/office/drawing/2014/chartex" xmlns:cx1="http://schemas.microsoft.com/office/drawing/2015/9/8/chartex" xmlns:cx2="http://schemas.microsoft.com/office/drawing/2015/10/21/chartex" xmlns:cx3="http://schemas.microsoft.com/office/drawing/2016/5/9/chartex" xmlns:cx4="http://schemas.microsoft.com/office/drawing/2016/5/10/chartex" xmlns:cx5="http://schemas.microsoft.com/office/drawing/2016/5/11/chartex" xmlns:cx6="http://schemas.microsoft.com/office/drawing/2016/5/12/chartex" xmlns:cx7="http://schemas.microsoft.com/office/drawing/2016/5/13/chartex" xmlns:cx8="http://schemas.microsoft.com/office/drawing/2016/5/14/chartex" xmlns:mc="http://schemas.openxmlformats.org/markup-compatibility/2006" xmlns:aink="http://schemas.microsoft.com/office/drawing/2016/ink" xmlns:am3d="http://schemas.microsoft.com/office/drawing/2017/model3d" xmlns:o="urn:schemas-microsoft-com:office:office" xmlns:oel="http://schemas.microsoft.com/office/2019/extlst" xmlns:r="http://schemas.openxmlformats.org/officeDocument/2006/relationships" xmlns:m="http://schemas.openxmlformats.org/officeDocument/2006/math" xmlns:v="urn:schemas-microsoft-com:vml" xmlns:wp14="http://schemas.microsoft.com/office/word/2010/wordprocessingDrawing" xmlns:wp="http://schemas.openxmlformats.org/drawingml/2006/wordprocessingDrawing" xmlns:w10="urn:schemas-microsoft-com:office:word" xmlns:w="http://schemas.openxmlformats.org/wordprocessingml/2006/main" xmlns:w14="http://schemas.microsoft.com/office/word/2010/wordml" xmlns:w15="http://schemas.microsoft.com/office/word/2012/wordml" xmlns:w16cex="http://schemas.microsoft.com/office/word/2018/wordml/cex" xmlns:w16cid="http://schemas.microsoft.com/office/word/2016/wordml/cid" xmlns:w16="http://schemas.microsoft.com/office/word/2018/wordml" xmlns:w16du="http://schemas.microsoft.com/office/word/2023/wordml/word16du" xmlns:w16sdtdh="http://schemas.microsoft.com/office/word/2020/wordml/sdtdatahash" xmlns:w16sdtfl="http://schemas.microsoft.com/office/word/2024/wordml/sdtformatlock" xmlns:w16se="http://schemas.microsoft.com/office/word/2015/wordml/symex" xmlns:wpg="http://schemas.microsoft.com/office/word/2010/wordprocessingGroup" xmlns:wpi="http://schemas.microsoft.com/office/word/2010/wordprocessingInk" xmlns:wne="http://schemas.microsoft.com/office/word/2006/wordml" xmlns:wps="http://schemas.microsoft.com/office/word/2010/wordprocessingShape" mc:Ignorable="w14 w15 w16se w16cid w16 w16cex w16sdtdh w16sdtfl w16du wp14">
+  <w:sdt>
+    <w:sdtPr>
+      <w:id w:val="297268869"/>
+      <w:docPartObj>
+        <w:docPartGallery w:val="Page Numbers (Bottom of Page)"/>
+        <w:docPartUnique/>
+      </w:docPartObj>
+    </w:sdtPr>
+    <w:sdtContent>
+      <w:p>
+        <w:pPr>
+          <w:pStyle w:val="Pieddepage"/>
+          <w:jc w:val="right"/>
+        </w:pPr>
+        <w:r>
+          <w:fldChar w:fldCharType="begin"/>
+        </w:r>
+        <w:r>
+          <w:instrText>PAGE   \* MERGEFORMAT</w:instrText>
+        </w:r>
+        <w:r>
+          <w:fldChar w:fldCharType="separate"/>
+        </w:r>
+        <w:r>
+          <w:t>2</w:t>
+        </w:r>
+        <w:r>
+          <w:fldChar w:fldCharType="end"/>
+        </w:r>
+      </w:p>
+    </w:sdtContent>
+  </w:sdt>
+  <w:p>
+    <w:pPr>
+      <w:pStyle w:val="Pieddepage"/>
+    </w:pPr>
+  </w:p>
+</w:ftr>
+</file>
+
+<file path=word/footnotes.xml><?xml version="1.0" encoding="utf-8"?>
+<w:footnotes xmlns:wpc="http://schemas.microsoft.com/office/word/2010/wordprocessingCanvas" xmlns:cx="http://schemas.microsoft.com/office/drawing/2014/chartex" xmlns:cx1="http://schemas.microsoft.com/office/drawing/2015/9/8/chartex" xmlns:cx2="http://schemas.microsoft.com/office/drawing/2015/10/21/chartex" xmlns:cx3="http://schemas.microsoft.com/office/drawing/2016/5/9/chartex" xmlns:cx4="http://schemas.microsoft.com/office/drawing/2016/5/10/chartex" xmlns:cx5="http://schemas.microsoft.com/office/drawing/2016/5/11/chartex" xmlns:cx6="http://schemas.microsoft.com/office/drawing/2016/5/12/chartex" xmlns:cx7="http://schemas.microsoft.com/office/drawing/2016/5/13/chartex" xmlns:cx8="http://schemas.microsoft.com/office/drawing/2016/5/14/chartex" xmlns:mc="http://schemas.openxmlformats.org/markup-compatibility/2006" xmlns:aink="http://schemas.microsoft.com/office/drawing/2016/ink" xmlns:am3d="http://schemas.microsoft.com/office/drawing/2017/model3d" xmlns:o="urn:schemas-microsoft-com:office:office" xmlns:oel="http://schemas.microsoft.com/office/2019/extlst" xmlns:r="http://schemas.openxmlformats.org/officeDocument/2006/relationships" xmlns:m="http://schemas.openxmlformats.org/officeDocument/2006/math" xmlns:v="urn:schemas-microsoft-com:vml" xmlns:wp14="http://schemas.microsoft.com/office/word/2010/wordprocessingDrawing" xmlns:wp="http://schemas.openxmlformats.org/drawingml/2006/wordprocessingDrawing" xmlns:w10="urn:schemas-microsoft-com:office:word" xmlns:w="http://schemas.openxmlformats.org/wordprocessingml/2006/main" xmlns:w14="http://schemas.microsoft.com/office/word/2010/wordml" xmlns:w15="http://schemas.microsoft.com/office/word/2012/wordml" xmlns:w16cex="http://schemas.microsoft.com/office/word/2018/wordml/cex" xmlns:w16cid="http://schemas.microsoft.com/office/word/2016/wordml/cid" xmlns:w16="http://schemas.microsoft.com/office/word/2018/wordml" xmlns:w16du="http://schemas.microsoft.com/office/word/2023/wordml/word16du" xmlns:w16sdtdh="http://schemas.microsoft.com/office/word/2020/wordml/sdtdatahash" xmlns:w16sdtfl="http://schemas.microsoft.com/office/word/2024/wordml/sdtformatlock" xmlns:w16se="http://schemas.microsoft.com/office/word/2015/wordml/symex" xmlns:wpg="http://schemas.microsoft.com/office/word/2010/wordprocessingGroup" xmlns:wpi="http://schemas.microsoft.com/office/word/2010/wordprocessingInk" xmlns:wne="http://schemas.microsoft.com/office/word/2006/wordml" xmlns:wps="http://schemas.microsoft.com/office/word/2010/wordprocessingShape" mc:Ignorable="w14 w15 w16se w16cid w16 w16cex w16sdtdh w16sdtfl w16du wp14">
+  <w:footnote w:type="separator" w:id="-1">
+    <w:p>
+      <w:pPr>
+        <w:spacing w:after="0" w:line="240" w:lineRule="auto"/>
+      </w:pPr>
+      <w:r>
+        <w:separator/>
+      </w:r>
+    </w:p>
+  </w:footnote>
+  <w:footnote w:type="continuationSeparator" w:id="0">
+    <w:p>
+      <w:pPr>
+        <w:spacing w:after="0" w:line="240" w:lineRule="auto"/>
+      </w:pPr>
+      <w:r>
+        <w:continuationSeparator/>
+      </w:r>
+    </w:p>
+  </w:footnote>
+</w:footnotes>
 </file>
 
 <file path=word/styles.xml><?xml version="1.0" encoding="utf-8"?>
@@ -1241,7 +1187,6 @@
     <w:next w:val="Normal"/>
     <w:link w:val="Titre2Car"/>
     <w:uiPriority w:val="9"/>
-    <w:semiHidden/>
     <w:unhideWhenUsed/>
     <w:qFormat/>
     <w:rsid w:val="000C134A"/>
@@ -1458,7 +1403,6 @@
     <w:basedOn w:val="Policepardfaut"/>
     <w:link w:val="Titre2"/>
     <w:uiPriority w:val="9"/>
-    <w:semiHidden/>
     <w:rsid w:val="000C134A"/>
     <w:rPr>
       <w:rFonts w:asciiTheme="majorHAnsi" w:eastAsiaTheme="majorEastAsia" w:hAnsiTheme="majorHAnsi" w:cstheme="majorBidi"/>
@@ -1761,6 +1705,106 @@
       <w:szCs w:val="22"/>
       <w:lang w:eastAsia="fr-CA"/>
       <w14:ligatures w14:val="none"/>
+    </w:rPr>
+  </w:style>
+  <w:style w:type="paragraph" w:styleId="En-tte">
+    <w:name w:val="header"/>
+    <w:basedOn w:val="Normal"/>
+    <w:link w:val="En-tteCar"/>
+    <w:uiPriority w:val="99"/>
+    <w:unhideWhenUsed/>
+    <w:rsid w:val="00DA5531"/>
+    <w:pPr>
+      <w:tabs>
+        <w:tab w:val="center" w:pos="4680"/>
+        <w:tab w:val="right" w:pos="9360"/>
+      </w:tabs>
+      <w:spacing w:after="0" w:line="240" w:lineRule="auto"/>
+    </w:pPr>
+  </w:style>
+  <w:style w:type="character" w:customStyle="1" w:styleId="En-tteCar">
+    <w:name w:val="En-tête Car"/>
+    <w:basedOn w:val="Policepardfaut"/>
+    <w:link w:val="En-tte"/>
+    <w:uiPriority w:val="99"/>
+    <w:rsid w:val="00DA5531"/>
+  </w:style>
+  <w:style w:type="paragraph" w:styleId="Pieddepage">
+    <w:name w:val="footer"/>
+    <w:basedOn w:val="Normal"/>
+    <w:link w:val="PieddepageCar"/>
+    <w:uiPriority w:val="99"/>
+    <w:unhideWhenUsed/>
+    <w:rsid w:val="00DA5531"/>
+    <w:pPr>
+      <w:tabs>
+        <w:tab w:val="center" w:pos="4680"/>
+        <w:tab w:val="right" w:pos="9360"/>
+      </w:tabs>
+      <w:spacing w:after="0" w:line="240" w:lineRule="auto"/>
+    </w:pPr>
+  </w:style>
+  <w:style w:type="character" w:customStyle="1" w:styleId="PieddepageCar">
+    <w:name w:val="Pied de page Car"/>
+    <w:basedOn w:val="Policepardfaut"/>
+    <w:link w:val="Pieddepage"/>
+    <w:uiPriority w:val="99"/>
+    <w:rsid w:val="00DA5531"/>
+  </w:style>
+  <w:style w:type="paragraph" w:styleId="En-ttedetabledesmatires">
+    <w:name w:val="TOC Heading"/>
+    <w:basedOn w:val="Titre1"/>
+    <w:next w:val="Normal"/>
+    <w:uiPriority w:val="39"/>
+    <w:unhideWhenUsed/>
+    <w:qFormat/>
+    <w:rsid w:val="00DA5531"/>
+    <w:pPr>
+      <w:spacing w:before="240" w:after="0" w:line="259" w:lineRule="auto"/>
+      <w:outlineLvl w:val="9"/>
+    </w:pPr>
+    <w:rPr>
+      <w:kern w:val="0"/>
+      <w:sz w:val="32"/>
+      <w:szCs w:val="32"/>
+      <w:lang w:eastAsia="fr-CA"/>
+      <w14:ligatures w14:val="none"/>
+    </w:rPr>
+  </w:style>
+  <w:style w:type="paragraph" w:styleId="TM1">
+    <w:name w:val="toc 1"/>
+    <w:basedOn w:val="Normal"/>
+    <w:next w:val="Normal"/>
+    <w:autoRedefine/>
+    <w:uiPriority w:val="39"/>
+    <w:unhideWhenUsed/>
+    <w:rsid w:val="00DA5531"/>
+    <w:pPr>
+      <w:spacing w:after="100"/>
+    </w:pPr>
+  </w:style>
+  <w:style w:type="paragraph" w:styleId="TM2">
+    <w:name w:val="toc 2"/>
+    <w:basedOn w:val="Normal"/>
+    <w:next w:val="Normal"/>
+    <w:autoRedefine/>
+    <w:uiPriority w:val="39"/>
+    <w:unhideWhenUsed/>
+    <w:rsid w:val="00DA5531"/>
+    <w:pPr>
+      <w:spacing w:after="100"/>
+      <w:ind w:left="240"/>
+    </w:pPr>
+  </w:style>
+  <w:style w:type="character" w:styleId="Hyperlien">
+    <w:name w:val="Hyperlink"/>
+    <w:basedOn w:val="Policepardfaut"/>
+    <w:uiPriority w:val="99"/>
+    <w:unhideWhenUsed/>
+    <w:rsid w:val="00DA5531"/>
+    <w:rPr>
+      <w:color w:val="467886" w:themeColor="hyperlink"/>
+      <w:u w:val="single"/>
     </w:rPr>
   </w:style>
 </w:styles>
@@ -2059,4 +2103,35 @@
     </a:ext>
   </a:extLst>
 </a:theme>
+</file>
+
+<file path=customXml/item1.xml><?xml version="1.0" encoding="utf-8"?>
+<CoverPageProperties xmlns="http://schemas.microsoft.com/office/2006/coverPageProps">
+  <PublishDate>2026-03-01T00:00:00</PublishDate>
+  <Abstract/>
+  <CompanyAddress/>
+  <CompanyPhone/>
+  <CompanyFax/>
+  <CompanyEmail/>
+</CoverPageProperties>
+</file>
+
+<file path=customXml/item2.xml><?xml version="1.0" encoding="utf-8"?>
+<b:Sources xmlns:b="http://schemas.openxmlformats.org/officeDocument/2006/bibliography" xmlns="http://schemas.openxmlformats.org/officeDocument/2006/bibliography" SelectedStyle="\APASixthEditionOfficeOnline.xsl" StyleName="APA" Version="6"/>
+</file>
+
+<file path=customXml/itemProps1.xml><?xml version="1.0" encoding="utf-8"?>
+<ds:datastoreItem xmlns:ds="http://schemas.openxmlformats.org/officeDocument/2006/customXml" ds:itemID="{55AF091B-3C7A-41E3-B477-F2FDAA23CFDA}">
+  <ds:schemaRefs>
+    <ds:schemaRef ds:uri="http://schemas.microsoft.com/office/2006/coverPageProps"/>
+  </ds:schemaRefs>
+</ds:datastoreItem>
+</file>
+
+<file path=customXml/itemProps2.xml><?xml version="1.0" encoding="utf-8"?>
+<ds:datastoreItem xmlns:ds="http://schemas.openxmlformats.org/officeDocument/2006/customXml" ds:itemID="{A065BF7A-221D-4714-9166-6D305FC29203}">
+  <ds:schemaRefs>
+    <ds:schemaRef ds:uri="http://schemas.openxmlformats.org/officeDocument/2006/bibliography"/>
+  </ds:schemaRefs>
+</ds:datastoreItem>
 </file>